--- a/droit social dcg/28- protection sociale.docx
+++ b/droit social dcg/28- protection sociale.docx
@@ -8,7 +8,12 @@
         <w:jc w:val="center"/>
       </w:pPr>
       <w:r>
-        <w:t>Fiche 28�: La protection sociale</w:t>
+        <w:rPr>
+          <w:b/>
+          <w:color w:val="1F4E79"/>
+          <w:sz w:val="34"/>
+        </w:rPr>
+        <w:t>Fiche 28e: La protection sociale</w:t>
       </w:r>
     </w:p>
     <w:p/>
@@ -17,6 +22,11 @@
         <w:pStyle w:val="Heading2"/>
       </w:pPr>
       <w:r>
+        <w:rPr>
+          <w:b/>
+          <w:color w:val="2F5496"/>
+          <w:sz w:val="24"/>
+        </w:rPr>
         <w:t>A- L'ASSURANCE MALADIE (EN CAS DE MALADIE NON PROFESSIONNELLE)</w:t>
       </w:r>
     </w:p>
@@ -25,22 +35,42 @@
         <w:pStyle w:val="Heading2"/>
       </w:pPr>
       <w:r>
-        <w:t>A � LES PRESTATIONS EN ESP�CES</w:t>
+        <w:rPr>
+          <w:b/>
+          <w:color w:val="2F5496"/>
+          <w:sz w:val="24"/>
+        </w:rPr>
+        <w:t>A e LES PRESTATIONS EN ESPeCES</w:t>
       </w:r>
     </w:p>
     <w:p>
       <w:r>
+        <w:rPr>
+          <w:b w:val="0"/>
+          <w:color w:val="000000"/>
+          <w:sz w:val="22"/>
+        </w:rPr>
         <w:t>?</w:t>
       </w:r>
     </w:p>
     <w:p>
       <w:r>
+        <w:rPr>
+          <w:b w:val="0"/>
+          <w:color w:val="000000"/>
+          <w:sz w:val="22"/>
+        </w:rPr>
         <w:t>Conditions de perception</w:t>
       </w:r>
     </w:p>
     <w:p>
       <w:r>
-        <w:t>L�assur� uniquement peut b�n�ficier des indemnit�s journali�res aux conditions suivantes :</w:t>
+        <w:rPr>
+          <w:b w:val="0"/>
+          <w:color w:val="000000"/>
+          <w:sz w:val="22"/>
+        </w:rPr>
+        <w:t>L'assure uniquement peut ben'ficier des indemnites journalieres aux conditions suivantes :</w:t>
       </w:r>
     </w:p>
     <w:p>
@@ -48,51 +78,101 @@
         <w:pStyle w:val="ListBullet"/>
       </w:pPr>
       <w:r>
-        <w:t>soit l�arr�t de travail est au plus �gal � six mois, dans ce cas, l�assur� doit justifier d�au moins 150 heures de travail -</w:t>
+        <w:rPr>
+          <w:b w:val="0"/>
+          <w:color w:val="000000"/>
+          <w:sz w:val="22"/>
+        </w:rPr>
+        <w:t>soit l'arret de travail est au plus egal e six mois, dans ce cas, l'assure doit justifier d'au moins 150 heures de travail</w:t>
       </w:r>
     </w:p>
     <w:p>
       <w:r>
-        <w:t>au cours des trois mois civils ou des 90 jours pr�c�dant l�arr�t, soit avoir cotis� sur un salaire au moins �gal � 1 015 fois</w:t>
+        <w:rPr>
+          <w:b w:val="0"/>
+          <w:color w:val="000000"/>
+          <w:sz w:val="22"/>
+        </w:rPr>
+        <w:t>au cours des trois mois civils ou des 90 jours prec'dant l'arret, soit avoir cotise sur un salaire au moins egal e 1 015 fois</w:t>
       </w:r>
     </w:p>
     <w:p>
       <w:r>
-        <w:t>le montant du SMIC horaire au cours des six mois civils pr�c�dant l�arr�t de travail ;</w:t>
+        <w:rPr>
+          <w:b w:val="0"/>
+          <w:color w:val="000000"/>
+          <w:sz w:val="22"/>
+        </w:rPr>
+        <w:t>le montant du SMIC horaire au cours des six mois civils prec'dant l'arret de travail ;</w:t>
       </w:r>
     </w:p>
     <w:p>
       <w:r>
+        <w:rPr>
+          <w:b w:val="0"/>
+          <w:color w:val="000000"/>
+          <w:sz w:val="22"/>
+        </w:rPr>
         <w:t>123</w:t>
       </w:r>
     </w:p>
     <w:p>
       <w:r>
-        <w:t>�ditions Corroy � 4 rue de Villars, 42000 Saint-�tienne � 04 77 79 92 46 � infos@editions-corroy.fr</w:t>
+        <w:rPr>
+          <w:b w:val="0"/>
+          <w:color w:val="000000"/>
+          <w:sz w:val="22"/>
+        </w:rPr>
+        <w:t>editions Corroy e 4 rue de Villars, 42000 Saint-etienne e 04 77 79 92 46 e infos@editions-corroy.fr</w:t>
       </w:r>
     </w:p>
     <w:p>
       <w:r>
+        <w:rPr>
+          <w:b w:val="0"/>
+          <w:color w:val="000000"/>
+          <w:sz w:val="22"/>
+        </w:rPr>
         <w:t>Exercice</w:t>
       </w:r>
     </w:p>
     <w:p>
       <w:r>
+        <w:rPr>
+          <w:b w:val="0"/>
+          <w:color w:val="000000"/>
+          <w:sz w:val="22"/>
+        </w:rPr>
         <w:t>correspondant</w:t>
       </w:r>
     </w:p>
     <w:p>
       <w:r>
-        <w:t>MES VERTES ANN�ES : La protection sociale : assurance vieillesse : calcul de la pension ; assurance maladie : arr�t</w:t>
+        <w:rPr>
+          <w:b w:val="0"/>
+          <w:color w:val="000000"/>
+          <w:sz w:val="22"/>
+        </w:rPr>
+        <w:t>MES VERTES ANNeES : La protection sociale : assurance vieillesse : calcul de la pension ; assurance maladie : arret</w:t>
       </w:r>
     </w:p>
     <w:p>
       <w:r>
-        <w:t>de travail, prestations en esp�ces et en nature, ticket mod�rateur, m�decin conventionn�, maladie professionnelle.</w:t>
+        <w:rPr>
+          <w:b w:val="0"/>
+          <w:color w:val="000000"/>
+          <w:sz w:val="22"/>
+        </w:rPr>
+        <w:t>de travail, prestations en especes et en nature, ticket moderateur, m'decin conventionne, maladie professionnelle.</w:t>
       </w:r>
     </w:p>
     <w:p>
       <w:r>
+        <w:rPr>
+          <w:b w:val="0"/>
+          <w:color w:val="000000"/>
+          <w:sz w:val="22"/>
+        </w:rPr>
         <w:t>DCGUE3F.qxp_DCGUE3F 24/07/2025 16:04 Page 123</w:t>
       </w:r>
     </w:p>
@@ -101,62 +181,122 @@
         <w:pStyle w:val="ListBullet"/>
       </w:pPr>
       <w:r>
-        <w:t>soit l�arr�t de travail est sup�rieur � six mois, dans ce cas, l�assur� doit justifier de son immatriculation depuis -</w:t>
+        <w:rPr>
+          <w:b w:val="0"/>
+          <w:color w:val="000000"/>
+          <w:sz w:val="22"/>
+        </w:rPr>
+        <w:t>soit l'arret de travail est superieur e six mois, dans ce cas, l'assure doit justifier de son immatriculation depuis</w:t>
       </w:r>
     </w:p>
     <w:p>
       <w:r>
-        <w:t>douze mois � compter de l�arr�t, mais en plus, avoir cotis� au cours des douze mois civils pr�c�dant l�arr�t de travail</w:t>
+        <w:rPr>
+          <w:b w:val="0"/>
+          <w:color w:val="000000"/>
+          <w:sz w:val="22"/>
+        </w:rPr>
+        <w:t>douze mois e compter de l'arret, mais en plus, avoir cotise au cours des douze mois civils prec'dant l'arret de travail</w:t>
       </w:r>
     </w:p>
     <w:p>
       <w:r>
-        <w:t>(sur la base 2 030 fois le SMIC horaire) ou avoir travaill� au moins 600 heures au cours des douze mois civils ou des</w:t>
+        <w:rPr>
+          <w:b w:val="0"/>
+          <w:color w:val="000000"/>
+          <w:sz w:val="22"/>
+        </w:rPr>
+        <w:t>(sur la base 2 030 fois le SMIC horaire) ou avoir travaille au moins 600 heures au cours des douze mois civils ou des</w:t>
       </w:r>
     </w:p>
     <w:p>
       <w:r>
-        <w:t>365 jours pr�c�dant l�arr�t.</w:t>
+        <w:rPr>
+          <w:b w:val="0"/>
+          <w:color w:val="000000"/>
+          <w:sz w:val="22"/>
+        </w:rPr>
+        <w:t>365 jours prec'dant l'arret.</w:t>
       </w:r>
     </w:p>
     <w:p>
       <w:r>
-        <w:t>Montant des indemnit�s journali�res</w:t>
+        <w:rPr>
+          <w:b w:val="0"/>
+          <w:color w:val="000000"/>
+          <w:sz w:val="22"/>
+        </w:rPr>
+        <w:t>Montant des indemnites journalieres</w:t>
       </w:r>
     </w:p>
     <w:p>
       <w:r>
-        <w:t>Les indemnit�s ne sont per�ues qu�apr�s un d�lai de carence de 3 jours. Le versement commence donc � partir du 4</w:t>
+        <w:rPr>
+          <w:b w:val="0"/>
+          <w:color w:val="000000"/>
+          <w:sz w:val="22"/>
+        </w:rPr>
+        <w:t>Les indemnites ne sont pereues qu'apres un d'lai de carence de 3 jours. Le versement commence donc e partir du 4</w:t>
       </w:r>
     </w:p>
     <w:p>
       <w:r>
+        <w:rPr>
+          <w:b w:val="0"/>
+          <w:color w:val="000000"/>
+          <w:sz w:val="22"/>
+        </w:rPr>
         <w:t>e</w:t>
       </w:r>
     </w:p>
     <w:p>
       <w:r>
+        <w:rPr>
+          <w:b w:val="0"/>
+          <w:color w:val="000000"/>
+          <w:sz w:val="22"/>
+        </w:rPr>
         <w:t>jour</w:t>
       </w:r>
     </w:p>
     <w:p>
       <w:r>
-        <w:t>� compter de l�arr�t de travail. Le montant de l�indemnit� est �gal � la moiti� du gain journalier de base (du salari�),</w:t>
+        <w:rPr>
+          <w:b w:val="0"/>
+          <w:color w:val="000000"/>
+          <w:sz w:val="22"/>
+        </w:rPr>
+        <w:t>e compter de l'arret de travail. Le montant de l'indemnite est egal e la moitie du gain journalier de base (du salarie),</w:t>
       </w:r>
     </w:p>
     <w:p>
       <w:r>
-        <w:t>calcul� � partir du salaire brut per�u au cours des trois mois pr�c�dant l�arr�t de travail dans la limit� 1,8 fois le SMIC.</w:t>
+        <w:rPr>
+          <w:b w:val="0"/>
+          <w:color w:val="000000"/>
+          <w:sz w:val="22"/>
+        </w:rPr>
+        <w:t>calcule e partir du salaire brut pereu au cours des trois mois prec'dant l'arret de travail dans la limite 1,8 fois le SMIC.</w:t>
       </w:r>
     </w:p>
     <w:p>
       <w:r>
-        <w:t>L�indemnit�, revaloris�e au-del� de trois mois d�arr�t, peut �tre cumul�e sous certaines conditions avec d�autres</w:t>
+        <w:rPr>
+          <w:b w:val="0"/>
+          <w:color w:val="000000"/>
+          <w:sz w:val="22"/>
+        </w:rPr>
+        <w:t>L'indemnite, revalorisee au-dele de trois mois d'arret, peut etre cumulee sous certaines conditions avec d'autres</w:t>
       </w:r>
     </w:p>
     <w:p>
       <w:r>
-        <w:t>prestations (pensions d�invalidit� ou indemnit�s de cong�s pay�s par exemple).</w:t>
+        <w:rPr>
+          <w:b w:val="0"/>
+          <w:color w:val="000000"/>
+          <w:sz w:val="22"/>
+        </w:rPr>
+        <w:t>prestations (pensions d'invalidite ou indemnites de conges payes par exemple).</w:t>
       </w:r>
     </w:p>
     <w:p>
@@ -164,27 +304,52 @@
         <w:pStyle w:val="Heading2"/>
       </w:pPr>
       <w:r>
+        <w:rPr>
+          <w:b/>
+          <w:color w:val="2F5496"/>
+          <w:sz w:val="24"/>
+        </w:rPr>
         <w:t>LES PRESTATIONS EN NATURE</w:t>
       </w:r>
     </w:p>
     <w:p>
       <w:r>
+        <w:rPr>
+          <w:b w:val="0"/>
+          <w:color w:val="000000"/>
+          <w:sz w:val="22"/>
+        </w:rPr>
         <w:t>?</w:t>
       </w:r>
     </w:p>
     <w:p>
       <w:r>
-        <w:t>Conditions d�ouverture des droits</w:t>
+        <w:rPr>
+          <w:b w:val="0"/>
+          <w:color w:val="000000"/>
+          <w:sz w:val="22"/>
+        </w:rPr>
+        <w:t>Conditions d'ouverture des droits</w:t>
       </w:r>
     </w:p>
     <w:p>
       <w:r>
-        <w:t>Depuis la mise en place de la Protection universelle maladie, le b�n�fice de la prise en charge (dans un plafond de la</w:t>
+        <w:rPr>
+          <w:b w:val="0"/>
+          <w:color w:val="000000"/>
+          <w:sz w:val="22"/>
+        </w:rPr>
+        <w:t>Depuis la mise en place de la Protection universelle maladie, le ben'fice de la prise en charge (dans un plafond de la</w:t>
       </w:r>
     </w:p>
     <w:p>
       <w:r>
-        <w:t>s�curit� sociale) des prestations en nature est ouvert � :</w:t>
+        <w:rPr>
+          <w:b w:val="0"/>
+          <w:color w:val="000000"/>
+          <w:sz w:val="22"/>
+        </w:rPr>
+        <w:t>s'curite sociale) des prestations en nature est ouvert e :</w:t>
       </w:r>
     </w:p>
     <w:p>
@@ -192,7 +357,12 @@
         <w:pStyle w:val="ListBullet"/>
       </w:pPr>
       <w:r>
-        <w:t>toute personne qui travaille en France ; -</w:t>
+        <w:rPr>
+          <w:b w:val="0"/>
+          <w:color w:val="000000"/>
+          <w:sz w:val="22"/>
+        </w:rPr>
+        <w:t>toute personne qui travaille en France ;</w:t>
       </w:r>
     </w:p>
     <w:p>
@@ -200,32 +370,62 @@
         <w:pStyle w:val="ListBullet"/>
       </w:pPr>
       <w:r>
-        <w:t>ou toute personne qui r�side en France de mani�re stable et r�guli�re. -</w:t>
+        <w:rPr>
+          <w:b w:val="0"/>
+          <w:color w:val="000000"/>
+          <w:sz w:val="22"/>
+        </w:rPr>
+        <w:t>ou toute personne qui reside en France de maniere stable et reguliere.</w:t>
       </w:r>
     </w:p>
     <w:p>
       <w:r>
-        <w:t>Les prestations en nature comprennent notamment le remboursement des m�dicaments, des consultations m�dicales,</w:t>
+        <w:rPr>
+          <w:b w:val="0"/>
+          <w:color w:val="000000"/>
+          <w:sz w:val="22"/>
+        </w:rPr>
+        <w:t>Les prestations en nature comprennent notamment le remboursement des m'dicaments, des consultations m'dicales,</w:t>
       </w:r>
     </w:p>
     <w:p>
       <w:r>
-        <w:t>d�une hospitalisation�</w:t>
+        <w:rPr>
+          <w:b w:val="0"/>
+          <w:color w:val="000000"/>
+          <w:sz w:val="22"/>
+        </w:rPr>
+        <w:t>d'une hospitalisatione</w:t>
       </w:r>
     </w:p>
     <w:p>
       <w:r>
+        <w:rPr>
+          <w:b w:val="0"/>
+          <w:color w:val="000000"/>
+          <w:sz w:val="22"/>
+        </w:rPr>
         <w:t>Fonctionnement</w:t>
       </w:r>
     </w:p>
     <w:p>
       <w:r>
-        <w:t>Le m�decin qui prend en charge l�assur� remplit une feuille de soin �lectronique qui rend compte du cadre dans lequel la</w:t>
+        <w:rPr>
+          <w:b w:val="0"/>
+          <w:color w:val="000000"/>
+          <w:sz w:val="22"/>
+        </w:rPr>
+        <w:t>Le m'decin qui prend en charge l'assure remplit une feuille de soin electronique qui rend compte du cadre dans lequel la</w:t>
       </w:r>
     </w:p>
     <w:p>
       <w:r>
-        <w:t>consultation a lieu, c�est-�-dire si :</w:t>
+        <w:rPr>
+          <w:b w:val="0"/>
+          <w:color w:val="000000"/>
+          <w:sz w:val="22"/>
+        </w:rPr>
+        <w:t>consultation a lieu, c'est-e-dire si :</w:t>
       </w:r>
     </w:p>
     <w:p>
@@ -233,7 +433,12 @@
         <w:pStyle w:val="ListBullet"/>
       </w:pPr>
       <w:r>
-        <w:t>l�assur� est dans le cadre du parcours de soins coordonn� ; -</w:t>
+        <w:rPr>
+          <w:b w:val="0"/>
+          <w:color w:val="000000"/>
+          <w:sz w:val="22"/>
+        </w:rPr>
+        <w:t>l'assure est dans le cadre du parcours de soins coordonne ;</w:t>
       </w:r>
     </w:p>
     <w:p>
@@ -241,12 +446,22 @@
         <w:pStyle w:val="ListBullet"/>
       </w:pPr>
       <w:r>
-        <w:t>s�il est en acc�s direct (c�est-�-dire sans qu�il soit n�cessaire de consulter le m�decin traitant pour ne pas �tre l�objet -</w:t>
+        <w:rPr>
+          <w:b w:val="0"/>
+          <w:color w:val="000000"/>
+          <w:sz w:val="22"/>
+        </w:rPr>
+        <w:t>s'il est en acces direct (c'est-e-dire sans qu'il soit n'cessaire de consulter le m'decin traitant pour ne pas etre l'objet</w:t>
       </w:r>
     </w:p>
     <w:p>
       <w:r>
-        <w:t>d�une minoration de remboursement) ;</w:t>
+        <w:rPr>
+          <w:b w:val="0"/>
+          <w:color w:val="000000"/>
+          <w:sz w:val="22"/>
+        </w:rPr>
+        <w:t>d'une minoration de remboursement) ;</w:t>
       </w:r>
     </w:p>
     <w:p>
@@ -254,7 +469,12 @@
         <w:pStyle w:val="ListBullet"/>
       </w:pPr>
       <w:r>
-        <w:t>si la consultation rel�ve d�une situation d�urgence ou en cas d��loignement du domicile habituel ; -</w:t>
+        <w:rPr>
+          <w:b w:val="0"/>
+          <w:color w:val="000000"/>
+          <w:sz w:val="22"/>
+        </w:rPr>
+        <w:t>si la consultation releve d'une situation d'urgence ou en cas d'eloignement du domicile habituel ;</w:t>
       </w:r>
     </w:p>
     <w:p>
@@ -262,37 +482,72 @@
         <w:pStyle w:val="ListBullet"/>
       </w:pPr>
       <w:r>
-        <w:t>enfin s�il est hors parcours de soins. -</w:t>
+        <w:rPr>
+          <w:b w:val="0"/>
+          <w:color w:val="000000"/>
+          <w:sz w:val="22"/>
+        </w:rPr>
+        <w:t>enfin s'il est hors parcours de soins.</w:t>
       </w:r>
     </w:p>
     <w:p>
       <w:r>
-        <w:t>Le pourcentage de remboursement par la s�curit� sociale d�pend de la nature des soins pratiqu�s et des conditions dans</w:t>
+        <w:rPr>
+          <w:b w:val="0"/>
+          <w:color w:val="000000"/>
+          <w:sz w:val="22"/>
+        </w:rPr>
+        <w:t>Le pourcentage de remboursement par la s'curite sociale d'pend de la nature des soins pratiques et des conditions dans</w:t>
       </w:r>
     </w:p>
     <w:p>
       <w:r>
-        <w:t>lesquelles ils ont �t� r�alis�s.</w:t>
+        <w:rPr>
+          <w:b w:val="0"/>
+          <w:color w:val="000000"/>
+          <w:sz w:val="22"/>
+        </w:rPr>
+        <w:t>lesquelles ils ont et' realises.</w:t>
       </w:r>
     </w:p>
     <w:p>
       <w:r>
-        <w:t>Lorsque la s�curit� sociale ne prend pas en charge la totalit� des d�penses, la somme restante (donc � la charge de</w:t>
+        <w:rPr>
+          <w:b w:val="0"/>
+          <w:color w:val="000000"/>
+          <w:sz w:val="22"/>
+        </w:rPr>
+        <w:t>Lorsque la s'curite sociale ne prend pas en charge la totalite des d'penses, la somme restante (donc e la charge de</w:t>
       </w:r>
     </w:p>
     <w:p>
       <w:r>
-        <w:t>l�assur�) est appel�e ticket mod�rateur. Cette somme varie � raison des soins pratiqu�s. Le ticket mod�rateur peut �tre</w:t>
+        <w:rPr>
+          <w:b w:val="0"/>
+          <w:color w:val="000000"/>
+          <w:sz w:val="22"/>
+        </w:rPr>
+        <w:t>l'assure) est appelee ticket moderateur. Cette somme varie e raison des soins pratiques. Le ticket moderateur peut etre</w:t>
       </w:r>
     </w:p>
     <w:p>
       <w:r>
-        <w:t>major� d�une p�nalit� lorsque les actes m�dicaux ont �t� r�alis�s en dehors du parcours coordonn�. Enfin, une</w:t>
+        <w:rPr>
+          <w:b w:val="0"/>
+          <w:color w:val="000000"/>
+          <w:sz w:val="22"/>
+        </w:rPr>
+        <w:t>majore d'une penalite lorsque les actes m'dicaux ont et' realises en dehors du parcours coordonne. Enfin, une</w:t>
       </w:r>
     </w:p>
     <w:p>
       <w:r>
-        <w:t>participation forfaitaire de 1 euros pour les consultations m�dicales reste � la charge de l�assur�.</w:t>
+        <w:rPr>
+          <w:b w:val="0"/>
+          <w:color w:val="000000"/>
+          <w:sz w:val="22"/>
+        </w:rPr>
+        <w:t>participation forfaitaire de 1 euros pour les consultations m'dicales reste e la charge de l'assure.</w:t>
       </w:r>
     </w:p>
     <w:p>
@@ -300,7 +555,12 @@
         <w:pStyle w:val="Heading2"/>
       </w:pPr>
       <w:r>
-        <w:t>L�ASSURANCE MATERNIT� B �</w:t>
+        <w:rPr>
+          <w:b/>
+          <w:color w:val="2F5496"/>
+          <w:sz w:val="24"/>
+        </w:rPr>
+        <w:t>L'ASSURANCE MATERNITe B e</w:t>
       </w:r>
     </w:p>
     <w:p>
@@ -308,41 +568,81 @@
         <w:pStyle w:val="Heading2"/>
       </w:pPr>
       <w:r>
+        <w:rPr>
+          <w:b/>
+          <w:color w:val="2F5496"/>
+          <w:sz w:val="24"/>
+        </w:rPr>
         <w:t>LES PRESTATIONS EN NATURE</w:t>
       </w:r>
     </w:p>
     <w:p>
       <w:r>
+        <w:rPr>
+          <w:b w:val="0"/>
+          <w:color w:val="000000"/>
+          <w:sz w:val="22"/>
+        </w:rPr>
         <w:t>?</w:t>
       </w:r>
     </w:p>
     <w:p>
       <w:r>
-        <w:t>Les soins et examens li�s � l��tat de grossesse ou non sont pris en charge � hauteur de 100% pour une dur�e qui d�bute</w:t>
+        <w:rPr>
+          <w:b w:val="0"/>
+          <w:color w:val="000000"/>
+          <w:sz w:val="22"/>
+        </w:rPr>
+        <w:t>Les soins et examens lies e l'etat de grossesse ou non sont pris en charge e hauteur de 100% pour une duree qui d'bute</w:t>
       </w:r>
     </w:p>
     <w:p>
       <w:r>
-        <w:t>quatre mois avant la date pr�sum�e de l�accouchement et se termine douze jours apr�s l�accouchement. Avant et apr�s</w:t>
+        <w:rPr>
+          <w:b w:val="0"/>
+          <w:color w:val="000000"/>
+          <w:sz w:val="22"/>
+        </w:rPr>
+        <w:t>quatre mois avant la date presumee de l'accouchement et se termine douze jours apres l'accouchement. Avant et apres</w:t>
       </w:r>
     </w:p>
     <w:p>
       <w:r>
-        <w:t>cette p�riode d�autre prestations sont couvertes sans ticket mod�rateur et � 100% tels que les examens pr�natals, les</w:t>
+        <w:rPr>
+          <w:b w:val="0"/>
+          <w:color w:val="000000"/>
+          <w:sz w:val="22"/>
+        </w:rPr>
+        <w:t>cette periode d'autre prestations sont couvertes sans ticket moderateur et e 100% tels que les examens prenatals, les</w:t>
       </w:r>
     </w:p>
     <w:p>
       <w:r>
-        <w:t>s�ances de pr�paration � l�accouchement, ou encore les �chographies � partir du 6</w:t>
+        <w:rPr>
+          <w:b w:val="0"/>
+          <w:color w:val="000000"/>
+          <w:sz w:val="22"/>
+        </w:rPr>
+        <w:t>s'ances de preparation e l'accouchement, ou encore les echographies e partir du 6</w:t>
       </w:r>
     </w:p>
     <w:p>
       <w:r>
+        <w:rPr>
+          <w:b w:val="0"/>
+          <w:color w:val="000000"/>
+          <w:sz w:val="22"/>
+        </w:rPr>
         <w:t>e</w:t>
       </w:r>
     </w:p>
     <w:p>
       <w:r>
+        <w:rPr>
+          <w:b w:val="0"/>
+          <w:color w:val="000000"/>
+          <w:sz w:val="22"/>
+        </w:rPr>
         <w:t>mois.</w:t>
       </w:r>
     </w:p>
@@ -351,31 +651,61 @@
         <w:pStyle w:val="Heading2"/>
       </w:pPr>
       <w:r>
-        <w:t>LES PRESTATIONS EN ESP�CES</w:t>
+        <w:rPr>
+          <w:b/>
+          <w:color w:val="2F5496"/>
+          <w:sz w:val="24"/>
+        </w:rPr>
+        <w:t>LES PRESTATIONS EN ESPeCES</w:t>
       </w:r>
     </w:p>
     <w:p>
       <w:r>
+        <w:rPr>
+          <w:b w:val="0"/>
+          <w:color w:val="000000"/>
+          <w:sz w:val="22"/>
+        </w:rPr>
         <w:t>?</w:t>
       </w:r>
     </w:p>
     <w:p>
       <w:r>
-        <w:t>Les indemnit�s journali�res visent � compenser la perte de r�mun�ration du fait de la suspension du contrat de travail.</w:t>
+        <w:rPr>
+          <w:b w:val="0"/>
+          <w:color w:val="000000"/>
+          <w:sz w:val="22"/>
+        </w:rPr>
+        <w:t>Les indemnites journalieres visent e compenser la perte de remuneration du fait de la suspension du contrat de travail.</w:t>
       </w:r>
     </w:p>
     <w:p>
       <w:r>
-        <w:t>Elles sont l��quivalent d�un salaire journalier, calcul� � partir de la moyenne des salaires des trois derniers mois, auquel</w:t>
+        <w:rPr>
+          <w:b w:val="0"/>
+          <w:color w:val="000000"/>
+          <w:sz w:val="22"/>
+        </w:rPr>
+        <w:t>Elles sont l'equivalent d'un salaire journalier, calcule e partir de la moyenne des salaires des trois derniers mois, auquel</w:t>
       </w:r>
     </w:p>
     <w:p>
       <w:r>
-        <w:t>sont soustraits la CSG et les cotisations sociales. Son versement s�effectue dans la limite du plafond de la s�curit� sociale</w:t>
+        <w:rPr>
+          <w:b w:val="0"/>
+          <w:color w:val="000000"/>
+          <w:sz w:val="22"/>
+        </w:rPr>
+        <w:t>sont soustraits la CSG et les cotisations sociales. Son versement s'effectue dans la limite du plafond de la s'curite sociale</w:t>
       </w:r>
     </w:p>
     <w:p>
       <w:r>
+        <w:rPr>
+          <w:b w:val="0"/>
+          <w:color w:val="000000"/>
+          <w:sz w:val="22"/>
+        </w:rPr>
         <w:t>(cf. Fiche 11).</w:t>
       </w:r>
     </w:p>
@@ -384,7 +714,12 @@
         <w:pStyle w:val="Heading2"/>
       </w:pPr>
       <w:r>
-        <w:t>L�ASSURANCE INVALIDIT� ET D�C�S C �</w:t>
+        <w:rPr>
+          <w:b/>
+          <w:color w:val="2F5496"/>
+          <w:sz w:val="24"/>
+        </w:rPr>
+        <w:t>L'ASSURANCE INVALIDITe ET D'C'S C e</w:t>
       </w:r>
     </w:p>
     <w:p>
@@ -392,52 +727,102 @@
         <w:pStyle w:val="Heading2"/>
       </w:pPr>
       <w:r>
-        <w:t>L�ASSURANCE INVALIDIT�</w:t>
+        <w:rPr>
+          <w:b/>
+          <w:color w:val="2F5496"/>
+          <w:sz w:val="24"/>
+        </w:rPr>
+        <w:t>L'ASSURANCE INVALIDITe</w:t>
       </w:r>
     </w:p>
     <w:p>
       <w:r>
+        <w:rPr>
+          <w:b w:val="0"/>
+          <w:color w:val="000000"/>
+          <w:sz w:val="22"/>
+        </w:rPr>
         <w:t>?</w:t>
       </w:r>
     </w:p>
     <w:p>
       <w:r>
-        <w:t>La pension d�invalidit� est attribu�e aux personnes en �ge de travailler, dont l��tat de sant� affecte lourdement (�</w:t>
+        <w:rPr>
+          <w:b w:val="0"/>
+          <w:color w:val="000000"/>
+          <w:sz w:val="22"/>
+        </w:rPr>
+        <w:t>La pension d'invalidite est attribuee aux personnes en ege de travailler, dont l'etat de sante affecte lourdement (e</w:t>
       </w:r>
     </w:p>
     <w:p>
       <w:r>
-        <w:t>hauteur de 2/3) leur capacit� de travail ou de gain � la suite d�une maladie ou d�un accident non professionnel ou qui sont</w:t>
+        <w:rPr>
+          <w:b w:val="0"/>
+          <w:color w:val="000000"/>
+          <w:sz w:val="22"/>
+        </w:rPr>
+        <w:t>hauteur de 2/3) leur capacite de travail ou de gain e la suite d'une maladie ou d'un accident non professionnel ou qui sont</w:t>
       </w:r>
     </w:p>
     <w:p>
       <w:r>
-        <w:t>dans l�incapacit� totale ou partielle d�avoir une activit� professionnelle. � partir de l��ge l�gal de la retraite, lui est</w:t>
+        <w:rPr>
+          <w:b w:val="0"/>
+          <w:color w:val="000000"/>
+          <w:sz w:val="22"/>
+        </w:rPr>
+        <w:t>dans l'incapacite totale ou partielle d'avoir une activite professionnelle. e partir de l'ege l'gal de la retraite, lui est</w:t>
       </w:r>
     </w:p>
     <w:p>
       <w:r>
-        <w:t>automatiquement substitu�e la pension vieillesse.</w:t>
+        <w:rPr>
+          <w:b w:val="0"/>
+          <w:color w:val="000000"/>
+          <w:sz w:val="22"/>
+        </w:rPr>
+        <w:t>automatiquement substituee la pension vieillesse.</w:t>
       </w:r>
     </w:p>
     <w:p>
       <w:r>
-        <w:t>Elle compense la perte ou l�impossibilit� de percevoir un salaire.</w:t>
+        <w:rPr>
+          <w:b w:val="0"/>
+          <w:color w:val="000000"/>
+          <w:sz w:val="22"/>
+        </w:rPr>
+        <w:t>Elle compense la perte ou l'impossibilite de percevoir un salaire.</w:t>
       </w:r>
     </w:p>
     <w:p>
       <w:r>
-        <w:t>L�ouverture des droits suppose une dur�e minimale de travail (800 heures de travail au cours des 12 derniers mois) et</w:t>
+        <w:rPr>
+          <w:b w:val="0"/>
+          <w:color w:val="000000"/>
+          <w:sz w:val="22"/>
+        </w:rPr>
+        <w:t>L'ouverture des droits suppose une duree minimale de travail (800 heures de travail au cours des 12 derniers mois) et</w:t>
       </w:r>
     </w:p>
     <w:p>
       <w:r>
-        <w:t>une dur�e minimale de cotisation (12 derniers mois sur un salaire au moins �gal � 2030 fois le SMIC horaire).</w:t>
+        <w:rPr>
+          <w:b w:val="0"/>
+          <w:color w:val="000000"/>
+          <w:sz w:val="22"/>
+        </w:rPr>
+        <w:t>une duree minimale de cotisation (12 derniers mois sur un salaire au moins egal e 2030 fois le SMIC horaire).</w:t>
       </w:r>
     </w:p>
     <w:p>
       <w:r>
-        <w:t>Son montant est �tabli � partir de deux param�tres :</w:t>
+        <w:rPr>
+          <w:b w:val="0"/>
+          <w:color w:val="000000"/>
+          <w:sz w:val="22"/>
+        </w:rPr>
+        <w:t>Son montant est etabli e partir de deux parametres :</w:t>
       </w:r>
     </w:p>
     <w:p>
@@ -445,12 +830,22 @@
         <w:pStyle w:val="ListBullet"/>
       </w:pPr>
       <w:r>
-        <w:t>la cat�gorie de r�f�rence dans laquelle entre l�invalide (il existe 3 cat�gories qui sont fonctions de la gravit� de -</w:t>
+        <w:rPr>
+          <w:b w:val="0"/>
+          <w:color w:val="000000"/>
+          <w:sz w:val="22"/>
+        </w:rPr>
+        <w:t>la categorie de reference dans laquelle entre l'invalide (il existe 3 categories qui sont fonctions de la gravite de</w:t>
       </w:r>
     </w:p>
     <w:p>
       <w:r>
-        <w:t>l�incapacit�) :</w:t>
+        <w:rPr>
+          <w:b w:val="0"/>
+          <w:color w:val="000000"/>
+          <w:sz w:val="22"/>
+        </w:rPr>
+        <w:t>l'incapacite) :</w:t>
       </w:r>
     </w:p>
     <w:p>
@@ -458,12 +853,22 @@
         <w:pStyle w:val="ListBullet"/>
       </w:pPr>
       <w:r>
-        <w:t>une r�mun�ration moyenne, obtenue � partir des dix meilleures ann�es de salaire. La pension est un pourcentage de -</w:t>
+        <w:rPr>
+          <w:b w:val="0"/>
+          <w:color w:val="000000"/>
+          <w:sz w:val="22"/>
+        </w:rPr>
+        <w:t>une remuneration moyenne, obtenue e partir des dix meilleures annees de salaire. La pension est un pourcentage de</w:t>
       </w:r>
     </w:p>
     <w:p>
       <w:r>
-        <w:t>cette r�mun�ration.</w:t>
+        <w:rPr>
+          <w:b w:val="0"/>
+          <w:color w:val="000000"/>
+          <w:sz w:val="22"/>
+        </w:rPr>
+        <w:t>cette remuneration.</w:t>
       </w:r>
     </w:p>
     <w:p>
@@ -471,120 +876,233 @@
         <w:pStyle w:val="Heading2"/>
       </w:pPr>
       <w:r>
-        <w:t>L�ASSURANCE D�C�S</w:t>
+        <w:rPr>
+          <w:b/>
+          <w:color w:val="2F5496"/>
+          <w:sz w:val="24"/>
+        </w:rPr>
+        <w:t>L'ASSURANCE D'C'S</w:t>
       </w:r>
     </w:p>
     <w:p>
       <w:r>
+        <w:rPr>
+          <w:b w:val="0"/>
+          <w:color w:val="000000"/>
+          <w:sz w:val="22"/>
+        </w:rPr>
         <w:t>?</w:t>
       </w:r>
     </w:p>
     <w:p>
       <w:r>
-        <w:t>Elle est vers�e sous forme de capital aux proches de l�assur� d�c�d� (� savoir et par ordre de pr�f�rence : au conjoint</w:t>
+        <w:rPr>
+          <w:b w:val="0"/>
+          <w:color w:val="000000"/>
+          <w:sz w:val="22"/>
+        </w:rPr>
+        <w:t>Elle est versee sous forme de capital aux proches de l'assure d'c'd' (e savoir et par ordre de preference : au conjoint</w:t>
       </w:r>
     </w:p>
     <w:p>
       <w:r>
-        <w:t>m�me s�par� de droit ou de fait ; au partenaire d�un pacte civil de solidarit� ; aux enfants ; aux ascendants ; ou � toute</w:t>
+        <w:rPr>
+          <w:b w:val="0"/>
+          <w:color w:val="000000"/>
+          <w:sz w:val="22"/>
+        </w:rPr>
+        <w:t>m'me s'pare de droit ou de fait ; au partenaire d'un pacte civil de solidarite ; aux enfants ; aux ascendants ; ou e toute</w:t>
       </w:r>
     </w:p>
     <w:p>
       <w:r>
-        <w:t>autre personne � charge de l�assur�). Son principe a �t� modifi� par la loi du 22 d�cembre 2014. Son montant, fix� par</w:t>
+        <w:rPr>
+          <w:b w:val="0"/>
+          <w:color w:val="000000"/>
+          <w:sz w:val="22"/>
+        </w:rPr>
+        <w:t>autre personne e charge de l'assure). Son principe a et' modifie par la loi du 22 d'cembre 2014. Son montant, fixe par</w:t>
       </w:r>
     </w:p>
     <w:p>
       <w:r>
-        <w:t>d�cret, est d�sormais forfaitaire et revaloris� chaque ann�e le 1 er avril</w:t>
+        <w:rPr>
+          <w:b w:val="0"/>
+          <w:color w:val="000000"/>
+          <w:sz w:val="22"/>
+        </w:rPr>
+        <w:t>d'cret, est d'sormais forfaitaire et revalorise chaque annee le 1 er avril</w:t>
       </w:r>
     </w:p>
     <w:p/>
-    <w:p/>
-    <w:p/>
     <w:p>
       <w:r>
+        <w:rPr>
+          <w:b w:val="0"/>
+          <w:color w:val="000000"/>
+          <w:sz w:val="22"/>
+        </w:rPr>
         <w:t>Le taux de la pension (T)</w:t>
       </w:r>
     </w:p>
     <w:p>
       <w:r>
-        <w:t>Le taux de la pension est dit plein lorsqu�il atteint 50%. Il suppose d�avoir l��ge minimum requis et d�avoir cotis� un</w:t>
+        <w:rPr>
+          <w:b w:val="0"/>
+          <w:color w:val="000000"/>
+          <w:sz w:val="22"/>
+        </w:rPr>
+        <w:t>Le taux de la pension est dit plein lorsqu'il atteint 50%. Il suppose d'avoir l'ege minimum requis et d'avoir cotise un</w:t>
       </w:r>
     </w:p>
     <w:p>
       <w:r>
-        <w:t>nombre de trimestres suffisants qui est fonction de l�ann�e de naissance de l�assur�. Le nombre de trimestres cotis�s</w:t>
+        <w:rPr>
+          <w:b w:val="0"/>
+          <w:color w:val="000000"/>
+          <w:sz w:val="22"/>
+        </w:rPr>
+        <w:t>nombre de trimestres suffisants qui est fonction de l'annee de naissance de l'assure. Le nombre de trimestres cotises</w:t>
       </w:r>
     </w:p>
     <w:p>
       <w:r>
-        <w:t>pour obtenir le taux plein a �t� rallong� par la loi du 14 avril 2023 (cf. tableau).</w:t>
+        <w:rPr>
+          <w:b w:val="0"/>
+          <w:color w:val="000000"/>
+          <w:sz w:val="22"/>
+        </w:rPr>
+        <w:t>pour obtenir le taux plein a et' rallonge par la loi du 14 avril 2023 (cf. tableau).</w:t>
       </w:r>
     </w:p>
     <w:p>
       <w:r>
-        <w:t>Des dispositifs de majoration et surcote sont aussi pr�vus pour les m�res de familles. Les parents peuvent se r�partir les</w:t>
+        <w:rPr>
+          <w:b w:val="0"/>
+          <w:color w:val="000000"/>
+          <w:sz w:val="22"/>
+        </w:rPr>
+        <w:t>Des dispositifs de majoration et surcote sont aussi prevus pour les m'res de familles. Les parents peuvent se repartir les</w:t>
       </w:r>
     </w:p>
     <w:p>
       <w:r>
-        <w:t>trimestres accord�s � ce titre.</w:t>
+        <w:rPr>
+          <w:b w:val="0"/>
+          <w:color w:val="000000"/>
+          <w:sz w:val="22"/>
+        </w:rPr>
+        <w:t>trimestres accordes e ce titre.</w:t>
       </w:r>
     </w:p>
     <w:p>
       <w:r>
-        <w:t>Par ailleurs, le taux plein est automatique pour les assur�s ayant atteint l��ge de 67 ans, quel que soit le nombre de trimestres cotis�s.</w:t>
+        <w:rPr>
+          <w:b w:val="0"/>
+          <w:color w:val="000000"/>
+          <w:sz w:val="22"/>
+        </w:rPr>
+        <w:t>Par ailleurs, le taux plein est automatique pour les assures ayant atteint l'ege de 67 ans, quel que soit le nombre de trimestres cotises.</w:t>
       </w:r>
     </w:p>
     <w:p>
       <w:r>
-        <w:t>Enfin, le salari� souhaitant partir � la retraite sans justifier de la dur�e d�assurance n�cessaire lui permettant de</w:t>
+        <w:rPr>
+          <w:b w:val="0"/>
+          <w:color w:val="000000"/>
+          <w:sz w:val="22"/>
+        </w:rPr>
+        <w:t>Enfin, le salarie souhaitant partir e la retraite sans justifier de la duree d'assurance n'cessaire lui permettant de</w:t>
       </w:r>
     </w:p>
     <w:p>
       <w:r>
-        <w:t>b�n�ficier du taux plein a droit � une pension � un taux minor� (d�cote). Celui-ci est calcul� � partir du taux plein auquel</w:t>
+        <w:rPr>
+          <w:b w:val="0"/>
+          <w:color w:val="000000"/>
+          <w:sz w:val="22"/>
+        </w:rPr>
+        <w:t>ben'ficier du taux plein a droit e une pension e un taux minore (d'cote). Celui-ci est calcule e partir du taux plein auquel</w:t>
       </w:r>
     </w:p>
     <w:p>
       <w:r>
+        <w:rPr>
+          <w:b w:val="0"/>
+          <w:color w:val="000000"/>
+          <w:sz w:val="22"/>
+        </w:rPr>
         <w:t>on applique un coefficient de minoration.</w:t>
       </w:r>
     </w:p>
     <w:p>
       <w:r>
+        <w:rPr>
+          <w:b w:val="0"/>
+          <w:color w:val="000000"/>
+          <w:sz w:val="22"/>
+        </w:rPr>
         <w:t>Le salaire annuel moyen (SAM)</w:t>
       </w:r>
     </w:p>
     <w:p>
       <w:r>
-        <w:t>Le salaire de r�f�rence servant de base au calcul de la pension correspond au salaire annuel moyen brut per�u au cours</w:t>
+        <w:rPr>
+          <w:b w:val="0"/>
+          <w:color w:val="000000"/>
+          <w:sz w:val="22"/>
+        </w:rPr>
+        <w:t>Le salaire de reference servant de base au calcul de la pension correspond au salaire annuel moyen brut pereu au cours</w:t>
       </w:r>
     </w:p>
     <w:p>
       <w:r>
-        <w:t>des 25 meilleures ann�es civiles d�assurance dans la limite du plafond annuel de la s�curit� sociale.</w:t>
+        <w:rPr>
+          <w:b w:val="0"/>
+          <w:color w:val="000000"/>
+          <w:sz w:val="22"/>
+        </w:rPr>
+        <w:t>des 25 meilleures annees civiles d'assurance dans la limite du plafond annuel de la s'curite sociale.</w:t>
       </w:r>
     </w:p>
     <w:p>
       <w:r>
-        <w:t>La dur�e r�elle d�assurance dans le r�gime g�n�ral (D)</w:t>
+        <w:rPr>
+          <w:b w:val="0"/>
+          <w:color w:val="000000"/>
+          <w:sz w:val="22"/>
+        </w:rPr>
+        <w:t>La duree reelle d'assurance dans le regime gen'ral (D)</w:t>
       </w:r>
     </w:p>
     <w:p>
       <w:r>
-        <w:t>La dur�e d�assurance, calcul�e en trimestre, est constitu�e des p�riodes cotis�es et de celles retenues � diff�rents titres</w:t>
+        <w:rPr>
+          <w:b w:val="0"/>
+          <w:color w:val="000000"/>
+          <w:sz w:val="22"/>
+        </w:rPr>
+        <w:t>La duree d'assurance, calculee en trimestre, est constituee des periodes cotisees et de celles retenues e differents titres</w:t>
       </w:r>
     </w:p>
     <w:p>
       <w:r>
+        <w:rPr>
+          <w:b w:val="0"/>
+          <w:color w:val="000000"/>
+          <w:sz w:val="22"/>
+        </w:rPr>
         <w:t>et servant de base au calcul du taux et du montant de la pension.</w:t>
       </w:r>
     </w:p>
     <w:p>
       <w:r>
-        <w:t>Sont prises en compte pour le calcul de la dur�e r�elle d�assurance :</w:t>
+        <w:rPr>
+          <w:b w:val="0"/>
+          <w:color w:val="000000"/>
+          <w:sz w:val="22"/>
+        </w:rPr>
+        <w:t>Sont prises en compte pour le calcul de la duree reelle d'assurance :</w:t>
       </w:r>
     </w:p>
     <w:p>
@@ -592,12 +1110,22 @@
         <w:pStyle w:val="ListBullet"/>
       </w:pPr>
       <w:r>
-        <w:t>- les p�riodes ayant donn� lieu � cotisations :</w:t>
+        <w:rPr>
+          <w:b w:val="0"/>
+          <w:color w:val="000000"/>
+          <w:sz w:val="22"/>
+        </w:rPr>
+        <w:t>les periodes ayant donne lieu e cotisations :</w:t>
       </w:r>
     </w:p>
     <w:p>
       <w:r>
-        <w:t>-les p�riodes assimil�es (cong� maternit�, arr�t maladie et accident du travail, p�riode de ch�mage ayant donn�e lieu � la perception d�une allocation�) :</w:t>
+        <w:rPr>
+          <w:b w:val="0"/>
+          <w:color w:val="000000"/>
+          <w:sz w:val="22"/>
+        </w:rPr>
+        <w:t>-les periodes assimilees (conge maternite, arret maladie et accident du travail, periode de chemage ayant donnee lieu e la perception d'une allocatione) :</w:t>
       </w:r>
     </w:p>
     <w:p>
@@ -605,7 +1133,12 @@
         <w:pStyle w:val="ListBullet"/>
       </w:pPr>
       <w:r>
-        <w:t>- les p�riodes de rachat de cotisations et de validation gratuite :</w:t>
+        <w:rPr>
+          <w:b w:val="0"/>
+          <w:color w:val="000000"/>
+          <w:sz w:val="22"/>
+        </w:rPr>
+        <w:t>les periodes de rachat de cotisations et de validation gratuite :</w:t>
       </w:r>
     </w:p>
     <w:p>
@@ -613,7 +1146,12 @@
         <w:pStyle w:val="ListBullet"/>
       </w:pPr>
       <w:r>
-        <w:t>- les majorations dans certains cas :</w:t>
+        <w:rPr>
+          <w:b w:val="0"/>
+          <w:color w:val="000000"/>
+          <w:sz w:val="22"/>
+        </w:rPr>
+        <w:t>les majorations dans certains cas :</w:t>
       </w:r>
     </w:p>
     <w:p>
@@ -621,22 +1159,42 @@
         <w:pStyle w:val="ListBullet"/>
       </w:pPr>
       <w:r>
-        <w:t>- les p�riodes reconnues �quivalentes.</w:t>
+        <w:rPr>
+          <w:b w:val="0"/>
+          <w:color w:val="000000"/>
+          <w:sz w:val="22"/>
+        </w:rPr>
+        <w:t>les periodes reconnues equivalentes.</w:t>
       </w:r>
     </w:p>
     <w:p>
       <w:r>
-        <w:t>La dur�e maximale prise en compte dans le r�gime g�n�ral (d)</w:t>
+        <w:rPr>
+          <w:b w:val="0"/>
+          <w:color w:val="000000"/>
+          <w:sz w:val="22"/>
+        </w:rPr>
+        <w:t>La duree maximale prise en compte dans le regime gen'ral (d)</w:t>
       </w:r>
     </w:p>
     <w:p>
       <w:r>
-        <w:t>Il s�agit du nombre maximum de trimestres pris en compte pour le calcul de la pension.</w:t>
+        <w:rPr>
+          <w:b w:val="0"/>
+          <w:color w:val="000000"/>
+          <w:sz w:val="22"/>
+        </w:rPr>
+        <w:t>Il s'agit du nombre maximum de trimestres pris en compte pour le calcul de la pension.</w:t>
       </w:r>
     </w:p>
     <w:p>
       <w:r>
-        <w:t>En tout �tat de cause, la pension ne peut �tre d�un montant sup�rieur � 50% du plafond de la s�curit� sociale ni inf�rieure � un minimum qualifi� de minimum contributif pour un retrait� b�n�ficiant du taux plein. Ces maxima et minima peuvent �tre major�s dans certaines situations.</w:t>
+        <w:rPr>
+          <w:b w:val="0"/>
+          <w:color w:val="000000"/>
+          <w:sz w:val="22"/>
+        </w:rPr>
+        <w:t>En tout etat de cause, la pension ne peut etre d'un montant superieur e 50% du plafond de la s'curite sociale ni inferieure e un minimum qualifie de minimum contributif pour un retraite ben'ficiant du taux plein. Ces maxima et minima peuvent etre majores dans certaines situations.</w:t>
       </w:r>
     </w:p>
     <w:p/>
@@ -645,6 +1203,11 @@
         <w:pStyle w:val="Heading2"/>
       </w:pPr>
       <w:r>
+        <w:rPr>
+          <w:b/>
+          <w:color w:val="2F5496"/>
+          <w:sz w:val="24"/>
+        </w:rPr>
         <w:t>E- LA COUVERTURE DES RISQUES PROFESSIONNELS</w:t>
       </w:r>
     </w:p>
@@ -653,77 +1216,152 @@
         <w:pStyle w:val="Heading2"/>
       </w:pPr>
       <w:r>
-        <w:t>PRINCIPE ET R�PARATION</w:t>
+        <w:rPr>
+          <w:b/>
+          <w:color w:val="006100"/>
+          <w:sz w:val="24"/>
+        </w:rPr>
+        <w:t>PRINCIPE ET RePARATION</w:t>
       </w:r>
     </w:p>
     <w:p>
       <w:r>
+        <w:rPr>
+          <w:b w:val="0"/>
+          <w:color w:val="006100"/>
+          <w:sz w:val="22"/>
+        </w:rPr>
         <w:t>?</w:t>
       </w:r>
     </w:p>
     <w:p>
       <w:r>
-        <w:t>Lorsque survient un accident pressionnel ou une maladie professionnelle le salari� a droit � des prestations en nature et</w:t>
+        <w:rPr>
+          <w:b w:val="0"/>
+          <w:color w:val="006100"/>
+          <w:sz w:val="22"/>
+        </w:rPr>
+        <w:t>Lorsque survient un accident pressionnel ou une maladie professionnelle le salarie a droit e des prestations en nature et</w:t>
       </w:r>
     </w:p>
     <w:p>
       <w:r>
-        <w:t>en esp�ces au titre du r�gime g�n�ral de la s�curit� sociale sans conditions restrictives � l�inverse de l�assurance maladie.</w:t>
+        <w:rPr>
+          <w:b w:val="0"/>
+          <w:color w:val="006100"/>
+          <w:sz w:val="22"/>
+        </w:rPr>
+        <w:t>en especes au titre du regime gen'ral de la s'curite sociale sans conditions restrictives e l'inverse de l'assurance maladie.</w:t>
       </w:r>
     </w:p>
     <w:p>
       <w:r>
-        <w:t>� ce titre l�employeur verse une cotisation accident du travail sur l�ensemble du salaire, dont le taux d�pend de l�effectif</w:t>
+        <w:rPr>
+          <w:b w:val="0"/>
+          <w:color w:val="006100"/>
+          <w:sz w:val="22"/>
+        </w:rPr>
+        <w:t>e ce titre l'employeur verse une cotisation accident du travail sur l'ensemble du salaire, dont le taux d'pend de l'effectif</w:t>
       </w:r>
     </w:p>
     <w:p>
       <w:r>
-        <w:t>de l�entreprise.</w:t>
+        <w:rPr>
+          <w:b w:val="0"/>
+          <w:color w:val="006100"/>
+          <w:sz w:val="22"/>
+        </w:rPr>
+        <w:t>de l'entreprise.</w:t>
       </w:r>
     </w:p>
     <w:p>
       <w:r>
-        <w:t>La victime b�n�ficie d�une prise en charge � 100% des frais m�dicaux et de l�ensemble des prestations en nature sans</w:t>
+        <w:rPr>
+          <w:b w:val="0"/>
+          <w:color w:val="006100"/>
+          <w:sz w:val="22"/>
+        </w:rPr>
+        <w:t>La victime ben'ficie d'une prise en charge e 100% des frais m'dicaux et de l'ensemble des prestations en nature sans</w:t>
       </w:r>
     </w:p>
     <w:p>
       <w:r>
-        <w:t>application d�un ticket mod�rateur.</w:t>
+        <w:rPr>
+          <w:b w:val="0"/>
+          <w:color w:val="006100"/>
+          <w:sz w:val="22"/>
+        </w:rPr>
+        <w:t>application d'un ticket moderateur.</w:t>
       </w:r>
     </w:p>
     <w:p>
       <w:r>
-        <w:t>D�autre part si l�accident entra�ne une suspension du contrat de travail le salari� per�oit une indemnit� journali�re de</w:t>
+        <w:rPr>
+          <w:b w:val="0"/>
+          <w:color w:val="006100"/>
+          <w:sz w:val="22"/>
+        </w:rPr>
+        <w:t>D'autre part si l'accident entraene une suspension du contrat de travail le salarie pereoit une indemnite journaliere de</w:t>
       </w:r>
     </w:p>
     <w:p>
       <w:r>
-        <w:t>s�curit� sociale sans d�lai de carence. Son montant est de 60% du salaire au cours des 28 premiers jours puis de 80%</w:t>
+        <w:rPr>
+          <w:b w:val="0"/>
+          <w:color w:val="006100"/>
+          <w:sz w:val="22"/>
+        </w:rPr>
+        <w:t>s'curite sociale sans d'lai de carence. Son montant est de 60% du salaire au cours des 28 premiers jours puis de 80%</w:t>
       </w:r>
     </w:p>
     <w:p>
       <w:r>
-        <w:t>ensuite. Il peut aussi pr�tendre au compl�ment de r�mun�ration vers� par l�employeur, destin� � maintenir son niveau</w:t>
+        <w:rPr>
+          <w:b w:val="0"/>
+          <w:color w:val="006100"/>
+          <w:sz w:val="22"/>
+        </w:rPr>
+        <w:t>ensuite. Il peut aussi pretendre au complement de remuneration verse par l'employeur, destine e maintenir son niveau</w:t>
       </w:r>
     </w:p>
     <w:p>
       <w:r>
-        <w:t>de r�mun�ration s�il en remplit les conditions (anciennet� de 1 an, prise en charge par la s�curit� sociale, d�claration</w:t>
+        <w:rPr>
+          <w:b w:val="0"/>
+          <w:color w:val="006100"/>
+          <w:sz w:val="22"/>
+        </w:rPr>
+        <w:t>de remuneration s'il en remplit les conditions (anciennete de 1 an, prise en charge par la s'curite sociale, d'claration</w:t>
       </w:r>
     </w:p>
     <w:p>
       <w:r>
+        <w:rPr>
+          <w:b w:val="0"/>
+          <w:color w:val="006100"/>
+          <w:sz w:val="22"/>
+        </w:rPr>
         <w:t>dans les 48h).</w:t>
       </w:r>
     </w:p>
     <w:p>
       <w:r>
-        <w:t>Enfin, si l�accident ou la maladie professionnels ont pour cons�quence une incapacit� permanente ou partielle l�assur�</w:t>
+        <w:rPr>
+          <w:b w:val="0"/>
+          <w:color w:val="006100"/>
+          <w:sz w:val="22"/>
+        </w:rPr>
+        <w:t>Enfin, si l'accident ou la maladie professionnels ont pour consequence une incapacite permanente ou partielle l'assure</w:t>
       </w:r>
     </w:p>
     <w:p>
       <w:r>
-        <w:t>per�oit une rente viag�re ou en capital.</w:t>
+        <w:rPr>
+          <w:b w:val="0"/>
+          <w:color w:val="006100"/>
+          <w:sz w:val="22"/>
+        </w:rPr>
+        <w:t>pereoit une rente viagere ou en capital.</w:t>
       </w:r>
     </w:p>
     <w:p>
@@ -731,57 +1369,112 @@
         <w:pStyle w:val="Heading2"/>
       </w:pPr>
       <w:r>
+        <w:rPr>
+          <w:b/>
+          <w:color w:val="2F5496"/>
+          <w:sz w:val="24"/>
+        </w:rPr>
         <w:t>LE CAS PARTICULIER DE LA FAUTE INEXCUSABLE</w:t>
       </w:r>
     </w:p>
     <w:p>
       <w:r>
+        <w:rPr>
+          <w:b w:val="0"/>
+          <w:color w:val="000000"/>
+          <w:sz w:val="22"/>
+        </w:rPr>
         <w:t>?</w:t>
       </w:r>
     </w:p>
     <w:p>
       <w:r>
-        <w:t>Les circonstances dans lesquelles l�accident ou la maladie professionnels sont survenus peuvent modifier la nature et le</w:t>
+        <w:rPr>
+          <w:b w:val="0"/>
+          <w:color w:val="000000"/>
+          <w:sz w:val="22"/>
+        </w:rPr>
+        <w:t>Les circonstances dans lesquelles l'accident ou la maladie professionnels sont survenus peuvent modifier la nature et le</w:t>
       </w:r>
     </w:p>
     <w:p>
       <w:r>
-        <w:t>montant de l�indemnisation � laquelle le salari� peut pr�tendre. Tel est le cas de la faute inexcusable.</w:t>
+        <w:rPr>
+          <w:b w:val="0"/>
+          <w:color w:val="000000"/>
+          <w:sz w:val="22"/>
+        </w:rPr>
+        <w:t>montant de l'indemnisation e laquelle le salarie peut pretendre. Tel est le cas de la faute inexcusable.</w:t>
       </w:r>
     </w:p>
     <w:p>
       <w:r>
-        <w:t>La Cour de cassation, dans plusieurs arr�ts (derni�rement les arr�ts du 8 octobre 2020), a eu l�occasion de d�finir la</w:t>
+        <w:rPr>
+          <w:b w:val="0"/>
+          <w:color w:val="000000"/>
+          <w:sz w:val="22"/>
+        </w:rPr>
+        <w:t>La Cour de cassation, dans plusieurs arrets (dernierement les arrets du 8 octobre 2020), a eu l'occasion de d'finir la</w:t>
       </w:r>
     </w:p>
     <w:p>
       <w:r>
-        <w:t>notion de faute inexcusable de l�employeur. Elle constitue un manquement de l�employeur � ses obligations l�gales</w:t>
+        <w:rPr>
+          <w:b w:val="0"/>
+          <w:color w:val="000000"/>
+          <w:sz w:val="22"/>
+        </w:rPr>
+        <w:t>notion de faute inexcusable de l'employeur. Elle constitue un manquement de l'employeur e ses obligations l'gales</w:t>
       </w:r>
     </w:p>
     <w:p>
       <w:r>
-        <w:t>� lorsque l�employeur avait ou aurait d� avoir conscience du danger auquel �tait expos� le salari� et qu�il n�a pas pris les mesures</w:t>
+        <w:rPr>
+          <w:b w:val="0"/>
+          <w:color w:val="000000"/>
+          <w:sz w:val="22"/>
+        </w:rPr>
+        <w:t>e lorsque l'employeur avait ou aurait d' avoir conscience du danger auquel etait expose le salarie et qu'il n'a pas pris les mesures</w:t>
       </w:r>
     </w:p>
     <w:p>
       <w:r>
-        <w:t>n�cessaires pour le prot�ger �. Il y a donc une obligation de r�sultat qui p�se sur l�employeur en mati�re de s�curit�.</w:t>
+        <w:rPr>
+          <w:b w:val="0"/>
+          <w:color w:val="000000"/>
+          <w:sz w:val="22"/>
+        </w:rPr>
+        <w:t>n'cessaires pour le proteger e. Il y a donc une obligation de resultat qui pese sur l'employeur en matiere de s'curite.</w:t>
       </w:r>
     </w:p>
     <w:p>
       <w:r>
-        <w:t>Dans cette hypoth�se, le salari� peut pr�tendre � une majoration de sa rente en cas d�accord amiable avec l�employeur. �</w:t>
+        <w:rPr>
+          <w:b w:val="0"/>
+          <w:color w:val="000000"/>
+          <w:sz w:val="22"/>
+        </w:rPr>
+        <w:t>Dans cette hypothese, le salarie peut pretendre e une majoration de sa rente en cas d'accord amiable avec l'employeur. e</w:t>
       </w:r>
     </w:p>
     <w:p>
       <w:r>
-        <w:t>d�faut, les juridictions du contentieux de la s�curit� sociale peuvent �tre saisis aux fins d�indemnisation.</w:t>
+        <w:rPr>
+          <w:b w:val="0"/>
+          <w:color w:val="000000"/>
+          <w:sz w:val="22"/>
+        </w:rPr>
+        <w:t>d'faut, les juridictions du contentieux de la s'curite sociale peuvent etre saisis aux fins d'indemnisation.</w:t>
       </w:r>
     </w:p>
     <w:p>
       <w:r>
-        <w:t>La faute inexcusable peut aussi �tre reproch�e au salari�. Dans cette hypoth�se, sa rente est susceptible d��tre diminu�e.</w:t>
+        <w:rPr>
+          <w:b w:val="0"/>
+          <w:color w:val="000000"/>
+          <w:sz w:val="22"/>
+        </w:rPr>
+        <w:t>La faute inexcusable peut aussi etre reprochee au salarie. Dans cette hypothese, sa rente est susceptible d'etre diminuee.</w:t>
       </w:r>
     </w:p>
     <w:p>
@@ -789,17 +1482,32 @@
         <w:pStyle w:val="Heading2"/>
       </w:pPr>
       <w:r>
-        <w:t>LE R�GIME DES TRAVAILLEURS NON SALARI�S NON AGRICOLE F �</w:t>
+        <w:rPr>
+          <w:b/>
+          <w:color w:val="2F5496"/>
+          <w:sz w:val="24"/>
+        </w:rPr>
+        <w:t>LE ReGIME DES TRAVAILLEURS NON SALARIeS NON AGRICOLE F e</w:t>
       </w:r>
     </w:p>
     <w:p>
       <w:r>
-        <w:t>Institu� par la loi du 9 d�cembre 2004 dont les dispositions sont entr�es en vigueur en janvier 2006, le r�gime social des</w:t>
+        <w:rPr>
+          <w:b w:val="0"/>
+          <w:color w:val="000000"/>
+          <w:sz w:val="22"/>
+        </w:rPr>
+        <w:t>Institue par la loi du 9 d'cembre 2004 dont les dispositions sont entrees en vigueur en janvier 2006, le regime social des</w:t>
       </w:r>
     </w:p>
     <w:p>
       <w:r>
-        <w:t>ind�pendants a disparu depuis le 1erjanvier 2018. D�sormais, ce r�gime de protection est rattach� au r�gime g�n�ral sous la d�nomination � r�gime social des ind�pendants �. Les ind�pendants b�n�ficient d�une organisation sp�cifique pour la retraite, l�assurance maladie et le recouvrement des cotisations.</w:t>
+        <w:rPr>
+          <w:b w:val="0"/>
+          <w:color w:val="000000"/>
+          <w:sz w:val="22"/>
+        </w:rPr>
+        <w:t>independants a disparu depuis le 1erjanvier 2018. D'sormais, ce regime de protection est rattache au regime gen'ral sous la d'nomination e regime social des independants e. Les independants ben'ficient d'une organisation specifique pour la retraite, l'assurance maladie et le recouvrement des cotisations.</w:t>
       </w:r>
     </w:p>
     <w:p>
@@ -807,7 +1515,12 @@
         <w:pStyle w:val="Heading2"/>
       </w:pPr>
       <w:r>
-        <w:t>II- LE R�GIME AGRICOLE</w:t>
+        <w:rPr>
+          <w:b/>
+          <w:color w:val="2F5496"/>
+          <w:sz w:val="24"/>
+        </w:rPr>
+        <w:t>II- LE ReGIME AGRICOLE</w:t>
       </w:r>
     </w:p>
     <w:p>
@@ -815,51 +1528,101 @@
         <w:pStyle w:val="Heading2"/>
       </w:pPr>
       <w:r>
+        <w:rPr>
+          <w:b/>
+          <w:color w:val="006100"/>
+          <w:sz w:val="24"/>
+        </w:rPr>
         <w:t>A- PRINCIPE ET ORGANISATION</w:t>
       </w:r>
     </w:p>
     <w:p>
       <w:r>
-        <w:t>Mis en place relativement t�t (une loi du 4 juillet 1900 reconna�t l�existence de mutuelles sociales propres aux agriculteurs) la mutualit� sociale agricole est d�finitivement reconnue � partir de 1940.</w:t>
+        <w:rPr>
+          <w:b w:val="0"/>
+          <w:color w:val="006100"/>
+          <w:sz w:val="22"/>
+        </w:rPr>
+        <w:t>Mis en place relativement t't (une loi du 4 juillet 1900 reconnaet l'existence de mutuelles sociales propres aux agriculteurs) la mutualite sociale agricole est d'finitivement reconnue e partir de 1940.</w:t>
       </w:r>
     </w:p>
     <w:p>
       <w:r>
-        <w:t>C�est un r�gime de protection sociale � destination de toute personne, qu�elle soit ou non salari�e, qui exerce une activit�</w:t>
+        <w:rPr>
+          <w:b w:val="0"/>
+          <w:color w:val="006100"/>
+          <w:sz w:val="22"/>
+        </w:rPr>
+        <w:t>C'est un regime de protection sociale e destination de toute personne, qu'elle soit ou non salariee, qui exerce une activite</w:t>
       </w:r>
     </w:p>
     <w:p>
       <w:r>
-        <w:t>dans le secteur agricole (exploitants agricoles, associ� d�exploitant agricole, salari�).</w:t>
+        <w:rPr>
+          <w:b w:val="0"/>
+          <w:color w:val="006100"/>
+          <w:sz w:val="22"/>
+        </w:rPr>
+        <w:t>dans le secteur agricole (exploitants agricoles, associe d'exploitant agricole, salarie).</w:t>
       </w:r>
     </w:p>
     <w:p>
       <w:r>
-        <w:t>Ce r�gime de protection sociale est organis� � un niveau national et local.</w:t>
+        <w:rPr>
+          <w:b w:val="0"/>
+          <w:color w:val="006100"/>
+          <w:sz w:val="22"/>
+        </w:rPr>
+        <w:t>Ce regime de protection sociale est organise e un niveau national et local.</w:t>
       </w:r>
     </w:p>
     <w:p>
       <w:r>
-        <w:t>Au niveau national, la Caisse centrale de la mutualit� sociale agricole (CCMSA) a pour missions essentielles la</w:t>
+        <w:rPr>
+          <w:b w:val="0"/>
+          <w:color w:val="006100"/>
+          <w:sz w:val="22"/>
+        </w:rPr>
+        <w:t>Au niveau national, la Caisse centrale de la mutualite sociale agricole (CCMSA) a pour missions essentielles la</w:t>
       </w:r>
     </w:p>
     <w:p>
       <w:r>
-        <w:t>repr�sentation des int�r�ts agricoles aupr�s des pouvoirs publics, ainsi que la coordination et la bonne application au</w:t>
+        <w:rPr>
+          <w:b w:val="0"/>
+          <w:color w:val="006100"/>
+          <w:sz w:val="22"/>
+        </w:rPr>
+        <w:t>representation des interets agricoles aupres des pouvoirs publics, ainsi que la coordination et la bonne application au</w:t>
       </w:r>
     </w:p>
     <w:p>
       <w:r>
-        <w:t>niveau locales des politiques sociales qu�elle d�termine en collaboration avec le ministre de l�agriculture.</w:t>
+        <w:rPr>
+          <w:b w:val="0"/>
+          <w:color w:val="006100"/>
+          <w:sz w:val="22"/>
+        </w:rPr>
+        <w:t>niveau locales des politiques sociales qu'elle d'termine en collaboration avec le ministre de l'agriculture.</w:t>
       </w:r>
     </w:p>
     <w:p>
       <w:r>
-        <w:t>Au niveau d�partemental, la MSA dispose d�un r�seau de 69 caisses, qui renforce sa structure mutualiste et d�mo-</w:t>
+        <w:rPr>
+          <w:b w:val="0"/>
+          <w:color w:val="006100"/>
+          <w:sz w:val="22"/>
+        </w:rPr>
+        <w:t>Au niveau d'partemental, la MSA dispose d'un reseau de 69 caisses, qui renforce sa structure mutualiste et d'mo-</w:t>
       </w:r>
     </w:p>
     <w:p>
       <w:r>
+        <w:rPr>
+          <w:b w:val="0"/>
+          <w:color w:val="006100"/>
+          <w:sz w:val="22"/>
+        </w:rPr>
         <w:t>cratique.</w:t>
       </w:r>
     </w:p>
@@ -868,27 +1631,52 @@
         <w:pStyle w:val="Heading2"/>
       </w:pPr>
       <w:r>
-        <w:t>LES PRESTATIONS B �</w:t>
+        <w:rPr>
+          <w:b/>
+          <w:color w:val="2F5496"/>
+          <w:sz w:val="24"/>
+        </w:rPr>
+        <w:t>LES PRESTATIONS B e</w:t>
       </w:r>
     </w:p>
     <w:p>
       <w:r>
-        <w:t>Sous le principe du guichet unique la MSA recouvre les cotisations et assure le versement des prestations pour l�ensem-</w:t>
+        <w:rPr>
+          <w:b w:val="0"/>
+          <w:color w:val="000000"/>
+          <w:sz w:val="22"/>
+        </w:rPr>
+        <w:t>Sous le principe du guichet unique la MSA recouvre les cotisations et assure le versement des prestations pour l'ensem-</w:t>
       </w:r>
     </w:p>
     <w:p>
       <w:r>
-        <w:t>ble des branches de la protection sociale : sant�, famille, vieillesse et accidents du travail.</w:t>
+        <w:rPr>
+          <w:b w:val="0"/>
+          <w:color w:val="000000"/>
+          <w:sz w:val="22"/>
+        </w:rPr>
+        <w:t>ble des branches de la protection sociale : sante, famille, vieillesse et accidents du travail.</w:t>
       </w:r>
     </w:p>
     <w:p>
       <w:r>
-        <w:t>Cette protection s�organise en une dichotomie entre salari� et non-salari�, sachant que pour ces derniers certaines</w:t>
+        <w:rPr>
+          <w:b w:val="0"/>
+          <w:color w:val="000000"/>
+          <w:sz w:val="22"/>
+        </w:rPr>
+        <w:t>Cette protection s'organise en une dichotomie entre salarie et non-salarie, sachant que pour ces derniers certaines</w:t>
       </w:r>
     </w:p>
     <w:p>
       <w:r>
-        <w:t>prestations diff�rent dans leurs modalit�s du r�gime salari�.</w:t>
+        <w:rPr>
+          <w:b w:val="0"/>
+          <w:color w:val="000000"/>
+          <w:sz w:val="22"/>
+        </w:rPr>
+        <w:t>prestations different dans leurs modalites du regime salarie.</w:t>
       </w:r>
     </w:p>
     <w:p/>

--- a/droit social dcg/28- protection sociale.docx
+++ b/droit social dcg/28- protection sociale.docx
@@ -40,7 +40,7 @@
           <w:color w:val="2F5496"/>
           <w:sz w:val="24"/>
         </w:rPr>
-        <w:t>A e LES PRESTATIONS EN ESPeCES</w:t>
+        <w:t>A à LES PRESTATIONS EN ESPÈCES</w:t>
       </w:r>
     </w:p>
     <w:p>
@@ -70,7 +70,7 @@
           <w:color w:val="000000"/>
           <w:sz w:val="22"/>
         </w:rPr>
-        <w:t>L'assure uniquement peut ben'ficier des indemnites journalieres aux conditions suivantes :</w:t>
+        <w:t>L'assure uniquement peut bénéficier des indemnités journalières aux conditions suivantes :</w:t>
       </w:r>
     </w:p>
     <w:p>
@@ -83,7 +83,7 @@
           <w:color w:val="000000"/>
           <w:sz w:val="22"/>
         </w:rPr>
-        <w:t>soit l'arret de travail est au plus egal e six mois, dans ce cas, l'assure doit justifier d'au moins 150 heures de travail</w:t>
+        <w:t>soit l'arrêt de travail est au plus égal à six mois, dans ce cas, l'assure doit justifier d'au moins 150 heures de travail</w:t>
       </w:r>
     </w:p>
     <w:p>
@@ -93,7 +93,7 @@
           <w:color w:val="000000"/>
           <w:sz w:val="22"/>
         </w:rPr>
-        <w:t>au cours des trois mois civils ou des 90 jours prec'dant l'arret, soit avoir cotise sur un salaire au moins egal e 1 015 fois</w:t>
+        <w:t>au cours des trois mois civils ou des 90 jours précédant l'arrêt, soit avoir cotisé sur un salaire au moins égal à 1 015 fois</w:t>
       </w:r>
     </w:p>
     <w:p>
@@ -103,7 +103,7 @@
           <w:color w:val="000000"/>
           <w:sz w:val="22"/>
         </w:rPr>
-        <w:t>le montant du SMIC horaire au cours des six mois civils prec'dant l'arret de travail ;</w:t>
+        <w:t>le montant du SMIC horaire au cours des six mois civils précédant l'arrêt de travail ;</w:t>
       </w:r>
     </w:p>
     <w:p>
@@ -123,7 +123,7 @@
           <w:color w:val="000000"/>
           <w:sz w:val="22"/>
         </w:rPr>
-        <w:t>editions Corroy e 4 rue de Villars, 42000 Saint-etienne e 04 77 79 92 46 e infos@editions-corroy.fr</w:t>
+        <w:t>éditions Corroy à 4 rue de Villars, 42000 Saint-etienne à 04 77 79 92 46 à infos@editions-corroy.fr</w:t>
       </w:r>
     </w:p>
     <w:p>
@@ -153,7 +153,7 @@
           <w:color w:val="000000"/>
           <w:sz w:val="22"/>
         </w:rPr>
-        <w:t>MES VERTES ANNeES : La protection sociale : assurance vieillesse : calcul de la pension ; assurance maladie : arret</w:t>
+        <w:t>MES VERTES ANNÉES : La protection sociale : assurance vieillesse : calcul de la pension ; assurance maladie : arrêt</w:t>
       </w:r>
     </w:p>
     <w:p>
@@ -163,7 +163,7 @@
           <w:color w:val="000000"/>
           <w:sz w:val="22"/>
         </w:rPr>
-        <w:t>de travail, prestations en especes et en nature, ticket moderateur, m'decin conventionne, maladie professionnelle.</w:t>
+        <w:t>de travail, prestations en espèces et en nature, ticket modérateur, médecin conventionné, maladie professionnelle.</w:t>
       </w:r>
     </w:p>
     <w:p>
@@ -186,7 +186,7 @@
           <w:color w:val="000000"/>
           <w:sz w:val="22"/>
         </w:rPr>
-        <w:t>soit l'arret de travail est superieur e six mois, dans ce cas, l'assure doit justifier de son immatriculation depuis</w:t>
+        <w:t>soit l'arrêt de travail est supérieur à six mois, dans ce cas, l'assure doit justifier de son immatriculation depuis</w:t>
       </w:r>
     </w:p>
     <w:p>
@@ -196,7 +196,7 @@
           <w:color w:val="000000"/>
           <w:sz w:val="22"/>
         </w:rPr>
-        <w:t>douze mois e compter de l'arret, mais en plus, avoir cotise au cours des douze mois civils prec'dant l'arret de travail</w:t>
+        <w:t>douze mois à compter de l'arrêt, mais en plus, avoir cotisé au cours des douze mois civils précédant l'arrêt de travail</w:t>
       </w:r>
     </w:p>
     <w:p>
@@ -216,7 +216,7 @@
           <w:color w:val="000000"/>
           <w:sz w:val="22"/>
         </w:rPr>
-        <w:t>365 jours prec'dant l'arret.</w:t>
+        <w:t>365 jours précédant l'arrêt.</w:t>
       </w:r>
     </w:p>
     <w:p>
@@ -226,7 +226,7 @@
           <w:color w:val="000000"/>
           <w:sz w:val="22"/>
         </w:rPr>
-        <w:t>Montant des indemnites journalieres</w:t>
+        <w:t>Montant des indemnités journalières</w:t>
       </w:r>
     </w:p>
     <w:p>
@@ -236,7 +236,7 @@
           <w:color w:val="000000"/>
           <w:sz w:val="22"/>
         </w:rPr>
-        <w:t>Les indemnites ne sont pereues qu'apres un d'lai de carence de 3 jours. Le versement commence donc e partir du 4</w:t>
+        <w:t>Les indemnités ne sont perçues qu'après un délai de carence de 3 jours. Le versement commence donc à partir du 4</w:t>
       </w:r>
     </w:p>
     <w:p>
@@ -266,7 +266,7 @@
           <w:color w:val="000000"/>
           <w:sz w:val="22"/>
         </w:rPr>
-        <w:t>e compter de l'arret de travail. Le montant de l'indemnite est egal e la moitie du gain journalier de base (du salarie),</w:t>
+        <w:t>à compter de l'arrêt de travail. Le montant de l'indemnité est égal à la moitié du gain journalier de base (du salarié),</w:t>
       </w:r>
     </w:p>
     <w:p>
@@ -276,7 +276,7 @@
           <w:color w:val="000000"/>
           <w:sz w:val="22"/>
         </w:rPr>
-        <w:t>calcule e partir du salaire brut pereu au cours des trois mois prec'dant l'arret de travail dans la limite 1,8 fois le SMIC.</w:t>
+        <w:t>calculé à partir du salaire brut perçu au cours des trois mois précédant l'arrêt de travail dans la limite 1,8 fois le SMIC.</w:t>
       </w:r>
     </w:p>
     <w:p>
@@ -286,7 +286,7 @@
           <w:color w:val="000000"/>
           <w:sz w:val="22"/>
         </w:rPr>
-        <w:t>L'indemnite, revalorisee au-dele de trois mois d'arret, peut etre cumulee sous certaines conditions avec d'autres</w:t>
+        <w:t>L'indemnité, revalorisée au-delà de trois mois d'arrêt, peut être cumulée sous certaines conditions avec d'autres</w:t>
       </w:r>
     </w:p>
     <w:p>
@@ -296,7 +296,7 @@
           <w:color w:val="000000"/>
           <w:sz w:val="22"/>
         </w:rPr>
-        <w:t>prestations (pensions d'invalidite ou indemnites de conges payes par exemple).</w:t>
+        <w:t>prestations (pensions d'invalidité ou indemnités de congés payés par exemple).</w:t>
       </w:r>
     </w:p>
     <w:p>
@@ -339,7 +339,7 @@
           <w:color w:val="000000"/>
           <w:sz w:val="22"/>
         </w:rPr>
-        <w:t>Depuis la mise en place de la Protection universelle maladie, le ben'fice de la prise en charge (dans un plafond de la</w:t>
+        <w:t>Depuis la mise en place de la Protection universelle maladie, le bénéfice de la prise en charge (dans un plafond de la</w:t>
       </w:r>
     </w:p>
     <w:p>
@@ -349,7 +349,7 @@
           <w:color w:val="000000"/>
           <w:sz w:val="22"/>
         </w:rPr>
-        <w:t>s'curite sociale) des prestations en nature est ouvert e :</w:t>
+        <w:t>sécurité sociale) des prestations en nature est ouvert à :</w:t>
       </w:r>
     </w:p>
     <w:p>
@@ -375,7 +375,7 @@
           <w:color w:val="000000"/>
           <w:sz w:val="22"/>
         </w:rPr>
-        <w:t>ou toute personne qui reside en France de maniere stable et reguliere.</w:t>
+        <w:t>ou toute personne qui réside en France de manière stable et régulière.</w:t>
       </w:r>
     </w:p>
     <w:p>
@@ -385,7 +385,7 @@
           <w:color w:val="000000"/>
           <w:sz w:val="22"/>
         </w:rPr>
-        <w:t>Les prestations en nature comprennent notamment le remboursement des m'dicaments, des consultations m'dicales,</w:t>
+        <w:t>Les prestations en nature comprennent notamment le remboursement des médicaments, des consultations médicales,</w:t>
       </w:r>
     </w:p>
     <w:p>
@@ -395,7 +395,7 @@
           <w:color w:val="000000"/>
           <w:sz w:val="22"/>
         </w:rPr>
-        <w:t>d'une hospitalisatione</w:t>
+        <w:t>d'une hospitalisationé</w:t>
       </w:r>
     </w:p>
     <w:p>
@@ -415,7 +415,7 @@
           <w:color w:val="000000"/>
           <w:sz w:val="22"/>
         </w:rPr>
-        <w:t>Le m'decin qui prend en charge l'assure remplit une feuille de soin electronique qui rend compte du cadre dans lequel la</w:t>
+        <w:t>Le médecin qui prend en charge l'assure remplit une feuille de soin électronique qui rend compte du cadre dans lequel la</w:t>
       </w:r>
     </w:p>
     <w:p>
@@ -425,7 +425,7 @@
           <w:color w:val="000000"/>
           <w:sz w:val="22"/>
         </w:rPr>
-        <w:t>consultation a lieu, c'est-e-dire si :</w:t>
+        <w:t>consultation a lieu, c'est-à-dire si :</w:t>
       </w:r>
     </w:p>
     <w:p>
@@ -438,7 +438,7 @@
           <w:color w:val="000000"/>
           <w:sz w:val="22"/>
         </w:rPr>
-        <w:t>l'assure est dans le cadre du parcours de soins coordonne ;</w:t>
+        <w:t>l'assure est dans le cadre du parcours de soins coordonné ;</w:t>
       </w:r>
     </w:p>
     <w:p>
@@ -451,7 +451,7 @@
           <w:color w:val="000000"/>
           <w:sz w:val="22"/>
         </w:rPr>
-        <w:t>s'il est en acces direct (c'est-e-dire sans qu'il soit n'cessaire de consulter le m'decin traitant pour ne pas etre l'objet</w:t>
+        <w:t>s'il est en accès direct (c'est-à-dire sans qu'il soit nécessaire de consulter le médecin traitant pour ne pas être l'objet</w:t>
       </w:r>
     </w:p>
     <w:p>
@@ -474,7 +474,7 @@
           <w:color w:val="000000"/>
           <w:sz w:val="22"/>
         </w:rPr>
-        <w:t>si la consultation releve d'une situation d'urgence ou en cas d'eloignement du domicile habituel ;</w:t>
+        <w:t>si la consultation relève d'une situation d'urgence ou en cas d'éloignement du domicile habituel ;</w:t>
       </w:r>
     </w:p>
     <w:p>
@@ -497,7 +497,7 @@
           <w:color w:val="000000"/>
           <w:sz w:val="22"/>
         </w:rPr>
-        <w:t>Le pourcentage de remboursement par la s'curite sociale d'pend de la nature des soins pratiques et des conditions dans</w:t>
+        <w:t>Le pourcentage de remboursement par la sécurité sociale dépend de la nature des soins pratiques et des conditions dans</w:t>
       </w:r>
     </w:p>
     <w:p>
@@ -507,7 +507,7 @@
           <w:color w:val="000000"/>
           <w:sz w:val="22"/>
         </w:rPr>
-        <w:t>lesquelles ils ont et' realises.</w:t>
+        <w:t>lesquelles ils ont été réalisés.</w:t>
       </w:r>
     </w:p>
     <w:p>
@@ -517,7 +517,7 @@
           <w:color w:val="000000"/>
           <w:sz w:val="22"/>
         </w:rPr>
-        <w:t>Lorsque la s'curite sociale ne prend pas en charge la totalite des d'penses, la somme restante (donc e la charge de</w:t>
+        <w:t>Lorsque la sécurité sociale ne prend pas en charge la totalité des dépenses, la somme restante (donc à la charge de</w:t>
       </w:r>
     </w:p>
     <w:p>
@@ -527,7 +527,7 @@
           <w:color w:val="000000"/>
           <w:sz w:val="22"/>
         </w:rPr>
-        <w:t>l'assure) est appelee ticket moderateur. Cette somme varie e raison des soins pratiques. Le ticket moderateur peut etre</w:t>
+        <w:t>l'assure) est appelée ticket modérateur. Cette somme varie à raison des soins pratiques. Le ticket modérateur peut être</w:t>
       </w:r>
     </w:p>
     <w:p>
@@ -537,7 +537,7 @@
           <w:color w:val="000000"/>
           <w:sz w:val="22"/>
         </w:rPr>
-        <w:t>majore d'une penalite lorsque les actes m'dicaux ont et' realises en dehors du parcours coordonne. Enfin, une</w:t>
+        <w:t>majoré d'une pénalité lorsque les actes médicaux ont été réalisés en dehors du parcours coordonné. Enfin, une</w:t>
       </w:r>
     </w:p>
     <w:p>
@@ -547,7 +547,7 @@
           <w:color w:val="000000"/>
           <w:sz w:val="22"/>
         </w:rPr>
-        <w:t>participation forfaitaire de 1 euros pour les consultations m'dicales reste e la charge de l'assure.</w:t>
+        <w:t>participation forfaitaire de 1 euros pour les consultations médicales reste à la charge de l'assure.</w:t>
       </w:r>
     </w:p>
     <w:p>
@@ -560,7 +560,7 @@
           <w:color w:val="2F5496"/>
           <w:sz w:val="24"/>
         </w:rPr>
-        <w:t>L'ASSURANCE MATERNITe B e</w:t>
+        <w:t>L'ASSURANCE MATERNITÉ B •</w:t>
       </w:r>
     </w:p>
     <w:p>
@@ -593,7 +593,7 @@
           <w:color w:val="000000"/>
           <w:sz w:val="22"/>
         </w:rPr>
-        <w:t>Les soins et examens lies e l'etat de grossesse ou non sont pris en charge e hauteur de 100% pour une duree qui d'bute</w:t>
+        <w:t>Les soins et examens liés à l'état de grossesse ou non sont pris en charge à hauteur de 100% pour une durée qui débute</w:t>
       </w:r>
     </w:p>
     <w:p>
@@ -603,7 +603,7 @@
           <w:color w:val="000000"/>
           <w:sz w:val="22"/>
         </w:rPr>
-        <w:t>quatre mois avant la date presumee de l'accouchement et se termine douze jours apres l'accouchement. Avant et apres</w:t>
+        <w:t>quatre mois avant la date présumée de l'accouchement et se termine douze jours après l'accouchement. Avant et après</w:t>
       </w:r>
     </w:p>
     <w:p>
@@ -613,7 +613,7 @@
           <w:color w:val="000000"/>
           <w:sz w:val="22"/>
         </w:rPr>
-        <w:t>cette periode d'autre prestations sont couvertes sans ticket moderateur et e 100% tels que les examens prenatals, les</w:t>
+        <w:t>cette période d'autre prestations sont couvertes sans ticket modérateur et à 100% tels que les examens prénatals, les</w:t>
       </w:r>
     </w:p>
     <w:p>
@@ -623,7 +623,7 @@
           <w:color w:val="000000"/>
           <w:sz w:val="22"/>
         </w:rPr>
-        <w:t>s'ances de preparation e l'accouchement, ou encore les echographies e partir du 6</w:t>
+        <w:t>séances de préparation à l'accouchement, ou encore les échographies à partir du 6</w:t>
       </w:r>
     </w:p>
     <w:p>
@@ -656,7 +656,7 @@
           <w:color w:val="2F5496"/>
           <w:sz w:val="24"/>
         </w:rPr>
-        <w:t>LES PRESTATIONS EN ESPeCES</w:t>
+        <w:t>LES PRESTATIONS EN ESPÈCES</w:t>
       </w:r>
     </w:p>
     <w:p>
@@ -676,7 +676,7 @@
           <w:color w:val="000000"/>
           <w:sz w:val="22"/>
         </w:rPr>
-        <w:t>Les indemnites journalieres visent e compenser la perte de remuneration du fait de la suspension du contrat de travail.</w:t>
+        <w:t>Les indemnités journalières visent à compenser la perte de rémunération du fait de la suspension du contrat de travail.</w:t>
       </w:r>
     </w:p>
     <w:p>
@@ -686,7 +686,7 @@
           <w:color w:val="000000"/>
           <w:sz w:val="22"/>
         </w:rPr>
-        <w:t>Elles sont l'equivalent d'un salaire journalier, calcule e partir de la moyenne des salaires des trois derniers mois, auquel</w:t>
+        <w:t>Elles sont l'équivalent d'un salaire journalier, calculé à partir de la moyenne des salaires des trois derniers mois, auquel</w:t>
       </w:r>
     </w:p>
     <w:p>
@@ -696,7 +696,7 @@
           <w:color w:val="000000"/>
           <w:sz w:val="22"/>
         </w:rPr>
-        <w:t>sont soustraits la CSG et les cotisations sociales. Son versement s'effectue dans la limite du plafond de la s'curite sociale</w:t>
+        <w:t>sont soustraits la CSG et les cotisations sociales. Son versement s'effectue dans la limite du plafond de la sécurité sociale</w:t>
       </w:r>
     </w:p>
     <w:p>
@@ -719,7 +719,7 @@
           <w:color w:val="2F5496"/>
           <w:sz w:val="24"/>
         </w:rPr>
-        <w:t>L'ASSURANCE INVALIDITe ET D'C'S C e</w:t>
+        <w:t>L'ASSURANCE INVALIDITÉ ET DÉCÈS C •</w:t>
       </w:r>
     </w:p>
     <w:p>
@@ -732,7 +732,7 @@
           <w:color w:val="2F5496"/>
           <w:sz w:val="24"/>
         </w:rPr>
-        <w:t>L'ASSURANCE INVALIDITe</w:t>
+        <w:t>L'ASSURANCE INVALIDITÉ</w:t>
       </w:r>
     </w:p>
     <w:p>
@@ -752,7 +752,7 @@
           <w:color w:val="000000"/>
           <w:sz w:val="22"/>
         </w:rPr>
-        <w:t>La pension d'invalidite est attribuee aux personnes en ege de travailler, dont l'etat de sante affecte lourdement (e</w:t>
+        <w:t>La pension d'invalidité est attribuée aux personnes en âge de travailler, dont l'état de santé affecte lourdement (à</w:t>
       </w:r>
     </w:p>
     <w:p>
@@ -762,7 +762,7 @@
           <w:color w:val="000000"/>
           <w:sz w:val="22"/>
         </w:rPr>
-        <w:t>hauteur de 2/3) leur capacite de travail ou de gain e la suite d'une maladie ou d'un accident non professionnel ou qui sont</w:t>
+        <w:t>hauteur de 2/3) leur capacité de travail ou de gain à la suite d'une maladie ou d'un accident non professionnel ou qui sont</w:t>
       </w:r>
     </w:p>
     <w:p>
@@ -772,7 +772,7 @@
           <w:color w:val="000000"/>
           <w:sz w:val="22"/>
         </w:rPr>
-        <w:t>dans l'incapacite totale ou partielle d'avoir une activite professionnelle. e partir de l'ege l'gal de la retraite, lui est</w:t>
+        <w:t>dans l'incapacité totale ou partielle d'avoir une activité professionnelle. à partir de l'âge légal de la retraite, lui est</w:t>
       </w:r>
     </w:p>
     <w:p>
@@ -782,7 +782,7 @@
           <w:color w:val="000000"/>
           <w:sz w:val="22"/>
         </w:rPr>
-        <w:t>automatiquement substituee la pension vieillesse.</w:t>
+        <w:t>automatiquement substituée la pension vieillesse.</w:t>
       </w:r>
     </w:p>
     <w:p>
@@ -792,7 +792,7 @@
           <w:color w:val="000000"/>
           <w:sz w:val="22"/>
         </w:rPr>
-        <w:t>Elle compense la perte ou l'impossibilite de percevoir un salaire.</w:t>
+        <w:t>Elle compense la perte ou l'impossibilité de percevoir un salaire.</w:t>
       </w:r>
     </w:p>
     <w:p>
@@ -802,7 +802,7 @@
           <w:color w:val="000000"/>
           <w:sz w:val="22"/>
         </w:rPr>
-        <w:t>L'ouverture des droits suppose une duree minimale de travail (800 heures de travail au cours des 12 derniers mois) et</w:t>
+        <w:t>L'ouverture des droits suppose une durée minimale de travail (800 heures de travail au cours des 12 derniers mois) et</w:t>
       </w:r>
     </w:p>
     <w:p>
@@ -812,7 +812,7 @@
           <w:color w:val="000000"/>
           <w:sz w:val="22"/>
         </w:rPr>
-        <w:t>une duree minimale de cotisation (12 derniers mois sur un salaire au moins egal e 2030 fois le SMIC horaire).</w:t>
+        <w:t>une durée minimale de cotisation (12 derniers mois sur un salaire au moins égal à 2030 fois le SMIC horaire).</w:t>
       </w:r>
     </w:p>
     <w:p>
@@ -822,7 +822,7 @@
           <w:color w:val="000000"/>
           <w:sz w:val="22"/>
         </w:rPr>
-        <w:t>Son montant est etabli e partir de deux parametres :</w:t>
+        <w:t>Son montant est établi à partir de deux paramètres :</w:t>
       </w:r>
     </w:p>
     <w:p>
@@ -835,7 +835,7 @@
           <w:color w:val="000000"/>
           <w:sz w:val="22"/>
         </w:rPr>
-        <w:t>la categorie de reference dans laquelle entre l'invalide (il existe 3 categories qui sont fonctions de la gravite de</w:t>
+        <w:t>la catégorie de référence dans laquelle entre l'invalide (il existe 3 catégories qui sont fonctions de la gravité de</w:t>
       </w:r>
     </w:p>
     <w:p>
@@ -845,7 +845,7 @@
           <w:color w:val="000000"/>
           <w:sz w:val="22"/>
         </w:rPr>
-        <w:t>l'incapacite) :</w:t>
+        <w:t>l'incapacité) :</w:t>
       </w:r>
     </w:p>
     <w:p>
@@ -858,7 +858,7 @@
           <w:color w:val="000000"/>
           <w:sz w:val="22"/>
         </w:rPr>
-        <w:t>une remuneration moyenne, obtenue e partir des dix meilleures annees de salaire. La pension est un pourcentage de</w:t>
+        <w:t>une rémunération moyenne, obtenue à partir des dix meilleures années de salaire. La pension est un pourcentage de</w:t>
       </w:r>
     </w:p>
     <w:p>
@@ -868,7 +868,7 @@
           <w:color w:val="000000"/>
           <w:sz w:val="22"/>
         </w:rPr>
-        <w:t>cette remuneration.</w:t>
+        <w:t>cette rémunération.</w:t>
       </w:r>
     </w:p>
     <w:p>
@@ -881,7 +881,7 @@
           <w:color w:val="2F5496"/>
           <w:sz w:val="24"/>
         </w:rPr>
-        <w:t>L'ASSURANCE D'C'S</w:t>
+        <w:t>L'ASSURANCE DÉCÈS</w:t>
       </w:r>
     </w:p>
     <w:p>
@@ -901,7 +901,7 @@
           <w:color w:val="000000"/>
           <w:sz w:val="22"/>
         </w:rPr>
-        <w:t>Elle est versee sous forme de capital aux proches de l'assure d'c'd' (e savoir et par ordre de preference : au conjoint</w:t>
+        <w:t>Elle est versée sous forme de capital aux proches de l'assure décidé (à savoir et par ordre de préférence : au conjoint</w:t>
       </w:r>
     </w:p>
     <w:p>
@@ -911,7 +911,7 @@
           <w:color w:val="000000"/>
           <w:sz w:val="22"/>
         </w:rPr>
-        <w:t>m'me s'pare de droit ou de fait ; au partenaire d'un pacte civil de solidarite ; aux enfants ; aux ascendants ; ou e toute</w:t>
+        <w:t>même sépare de droit ou de fait ; au partenaire d'un pacte civil de solidarité ; aux enfants ; aux ascendants ; ou à toute</w:t>
       </w:r>
     </w:p>
     <w:p>
@@ -921,7 +921,7 @@
           <w:color w:val="000000"/>
           <w:sz w:val="22"/>
         </w:rPr>
-        <w:t>autre personne e charge de l'assure). Son principe a et' modifie par la loi du 22 d'cembre 2014. Son montant, fixe par</w:t>
+        <w:t>autre personne à charge de l'assure). Son principe a été modifié par la loi du 22 décembre 2014. Son montant, fixe par</w:t>
       </w:r>
     </w:p>
     <w:p>
@@ -931,7 +931,7 @@
           <w:color w:val="000000"/>
           <w:sz w:val="22"/>
         </w:rPr>
-        <w:t>d'cret, est d'sormais forfaitaire et revalorise chaque annee le 1 er avril</w:t>
+        <w:t>décret, est désormais forfaitaire et revalorisé chaque année le 1 er avril</w:t>
       </w:r>
     </w:p>
     <w:p/>
@@ -952,7 +952,7 @@
           <w:color w:val="000000"/>
           <w:sz w:val="22"/>
         </w:rPr>
-        <w:t>Le taux de la pension est dit plein lorsqu'il atteint 50%. Il suppose d'avoir l'ege minimum requis et d'avoir cotise un</w:t>
+        <w:t>Le taux de la pension est dit plein lorsqu'il atteint 50%. Il suppose d'avoir l'âge minimum requis et d'avoir cotisé un</w:t>
       </w:r>
     </w:p>
     <w:p>
@@ -962,7 +962,7 @@
           <w:color w:val="000000"/>
           <w:sz w:val="22"/>
         </w:rPr>
-        <w:t>nombre de trimestres suffisants qui est fonction de l'annee de naissance de l'assure. Le nombre de trimestres cotises</w:t>
+        <w:t>nombre de trimestres suffisants qui est fonction de l'année de naissance de l'assure. Le nombre de trimestres cotisés</w:t>
       </w:r>
     </w:p>
     <w:p>
@@ -972,7 +972,7 @@
           <w:color w:val="000000"/>
           <w:sz w:val="22"/>
         </w:rPr>
-        <w:t>pour obtenir le taux plein a et' rallonge par la loi du 14 avril 2023 (cf. tableau).</w:t>
+        <w:t>pour obtenir le taux plein a été rallonge par la loi du 14 avril 2023 (cf. tableau).</w:t>
       </w:r>
     </w:p>
     <w:p>
@@ -982,7 +982,7 @@
           <w:color w:val="000000"/>
           <w:sz w:val="22"/>
         </w:rPr>
-        <w:t>Des dispositifs de majoration et surcote sont aussi prevus pour les m'res de familles. Les parents peuvent se repartir les</w:t>
+        <w:t>Des dispositifs de majoration et surcote sont aussi prévus pour les mères de familles. Les parents peuvent se repartir les</w:t>
       </w:r>
     </w:p>
     <w:p>
@@ -992,7 +992,7 @@
           <w:color w:val="000000"/>
           <w:sz w:val="22"/>
         </w:rPr>
-        <w:t>trimestres accordes e ce titre.</w:t>
+        <w:t>trimestres accordés à ce titre.</w:t>
       </w:r>
     </w:p>
     <w:p>
@@ -1002,7 +1002,7 @@
           <w:color w:val="000000"/>
           <w:sz w:val="22"/>
         </w:rPr>
-        <w:t>Par ailleurs, le taux plein est automatique pour les assures ayant atteint l'ege de 67 ans, quel que soit le nombre de trimestres cotises.</w:t>
+        <w:t>Par ailleurs, le taux plein est automatique pour les assurés ayant atteint l'âge de 67 ans, quel que soit le nombre de trimestres cotisés.</w:t>
       </w:r>
     </w:p>
     <w:p>
@@ -1012,7 +1012,7 @@
           <w:color w:val="000000"/>
           <w:sz w:val="22"/>
         </w:rPr>
-        <w:t>Enfin, le salarie souhaitant partir e la retraite sans justifier de la duree d'assurance n'cessaire lui permettant de</w:t>
+        <w:t>Enfin, le salarié souhaitant partir à la retraite sans justifier de la durée d'assurance nécessaire lui permettant de</w:t>
       </w:r>
     </w:p>
     <w:p>
@@ -1022,7 +1022,7 @@
           <w:color w:val="000000"/>
           <w:sz w:val="22"/>
         </w:rPr>
-        <w:t>ben'ficier du taux plein a droit e une pension e un taux minore (d'cote). Celui-ci est calcule e partir du taux plein auquel</w:t>
+        <w:t>bénéficier du taux plein a droit à une pension à un taux minoré (décote). Celui-ci est calculé à partir du taux plein auquel</w:t>
       </w:r>
     </w:p>
     <w:p>
@@ -1052,7 +1052,7 @@
           <w:color w:val="000000"/>
           <w:sz w:val="22"/>
         </w:rPr>
-        <w:t>Le salaire de reference servant de base au calcul de la pension correspond au salaire annuel moyen brut pereu au cours</w:t>
+        <w:t>Le salaire de référence servant de base au calcul de la pension correspond au salaire annuel moyen brut perçu au cours</w:t>
       </w:r>
     </w:p>
     <w:p>
@@ -1062,7 +1062,7 @@
           <w:color w:val="000000"/>
           <w:sz w:val="22"/>
         </w:rPr>
-        <w:t>des 25 meilleures annees civiles d'assurance dans la limite du plafond annuel de la s'curite sociale.</w:t>
+        <w:t>des 25 meilleures années civiles d'assurance dans la limite du plafond annuel de la sécurité sociale.</w:t>
       </w:r>
     </w:p>
     <w:p>
@@ -1072,7 +1072,7 @@
           <w:color w:val="000000"/>
           <w:sz w:val="22"/>
         </w:rPr>
-        <w:t>La duree reelle d'assurance dans le regime gen'ral (D)</w:t>
+        <w:t>La durée réelle d'assurance dans le régime général (D)</w:t>
       </w:r>
     </w:p>
     <w:p>
@@ -1082,7 +1082,7 @@
           <w:color w:val="000000"/>
           <w:sz w:val="22"/>
         </w:rPr>
-        <w:t>La duree d'assurance, calculee en trimestre, est constituee des periodes cotisees et de celles retenues e differents titres</w:t>
+        <w:t>La durée d'assurance, calculée en trimestre, est constituée des périodes cotisées et de celles retenues à différents titres</w:t>
       </w:r>
     </w:p>
     <w:p>
@@ -1102,7 +1102,7 @@
           <w:color w:val="000000"/>
           <w:sz w:val="22"/>
         </w:rPr>
-        <w:t>Sont prises en compte pour le calcul de la duree reelle d'assurance :</w:t>
+        <w:t>Sont prises en compte pour le calcul de la durée réelle d'assurance :</w:t>
       </w:r>
     </w:p>
     <w:p>
@@ -1115,7 +1115,7 @@
           <w:color w:val="000000"/>
           <w:sz w:val="22"/>
         </w:rPr>
-        <w:t>les periodes ayant donne lieu e cotisations :</w:t>
+        <w:t>les périodes ayant donne lieu à cotisations :</w:t>
       </w:r>
     </w:p>
     <w:p>
@@ -1125,7 +1125,7 @@
           <w:color w:val="000000"/>
           <w:sz w:val="22"/>
         </w:rPr>
-        <w:t>-les periodes assimilees (conge maternite, arret maladie et accident du travail, periode de chemage ayant donnee lieu e la perception d'une allocatione) :</w:t>
+        <w:t>-les périodes assimilées (congo maternité, arrêt maladie et accident du travail, période de chômage ayant donnée lieu à la perception d'une allocationé) :</w:t>
       </w:r>
     </w:p>
     <w:p>
@@ -1138,7 +1138,7 @@
           <w:color w:val="000000"/>
           <w:sz w:val="22"/>
         </w:rPr>
-        <w:t>les periodes de rachat de cotisations et de validation gratuite :</w:t>
+        <w:t>les périodes de rachat de cotisations et de validation gratuite :</w:t>
       </w:r>
     </w:p>
     <w:p>
@@ -1164,7 +1164,7 @@
           <w:color w:val="000000"/>
           <w:sz w:val="22"/>
         </w:rPr>
-        <w:t>les periodes reconnues equivalentes.</w:t>
+        <w:t>les périodes reconnues équivalentes.</w:t>
       </w:r>
     </w:p>
     <w:p>
@@ -1174,7 +1174,7 @@
           <w:color w:val="000000"/>
           <w:sz w:val="22"/>
         </w:rPr>
-        <w:t>La duree maximale prise en compte dans le regime gen'ral (d)</w:t>
+        <w:t>La durée maximale prise en compte dans le régime général (d)</w:t>
       </w:r>
     </w:p>
     <w:p>
@@ -1194,7 +1194,7 @@
           <w:color w:val="000000"/>
           <w:sz w:val="22"/>
         </w:rPr>
-        <w:t>En tout etat de cause, la pension ne peut etre d'un montant superieur e 50% du plafond de la s'curite sociale ni inferieure e un minimum qualifie de minimum contributif pour un retraite ben'ficiant du taux plein. Ces maxima et minima peuvent etre majores dans certaines situations.</w:t>
+        <w:t>En tout état de cause, la pension ne peut être d'un montant supérieur à 50% du plafond de la sécurité sociale ni inférieure à un minimum qualifié de minimum contributif pour un retraite bénéficiant du taux plein. Ces maxima et minima peuvent être majorés dans certaines situations.</w:t>
       </w:r>
     </w:p>
     <w:p/>
@@ -1221,7 +1221,7 @@
           <w:color w:val="006100"/>
           <w:sz w:val="24"/>
         </w:rPr>
-        <w:t>PRINCIPE ET RePARATION</w:t>
+        <w:t>PRINCIPE ET RÉPARATION</w:t>
       </w:r>
     </w:p>
     <w:p>
@@ -1241,7 +1241,7 @@
           <w:color w:val="006100"/>
           <w:sz w:val="22"/>
         </w:rPr>
-        <w:t>Lorsque survient un accident pressionnel ou une maladie professionnelle le salarie a droit e des prestations en nature et</w:t>
+        <w:t>Lorsque survient un accident pressionnel ou une maladie professionnelle le salarié a droit à des prestations en nature et</w:t>
       </w:r>
     </w:p>
     <w:p>
@@ -1251,7 +1251,7 @@
           <w:color w:val="006100"/>
           <w:sz w:val="22"/>
         </w:rPr>
-        <w:t>en especes au titre du regime gen'ral de la s'curite sociale sans conditions restrictives e l'inverse de l'assurance maladie.</w:t>
+        <w:t>en espèces au titre du régime général de la sécurité sociale sans conditions restrictives à l'inverse de l'assurance maladie.</w:t>
       </w:r>
     </w:p>
     <w:p>
@@ -1261,7 +1261,7 @@
           <w:color w:val="006100"/>
           <w:sz w:val="22"/>
         </w:rPr>
-        <w:t>e ce titre l'employeur verse une cotisation accident du travail sur l'ensemble du salaire, dont le taux d'pend de l'effectif</w:t>
+        <w:t>à ce titre l'employeur verse une cotisation accident du travail sur l'ensemble du salaire, dont le taux dépend de l'effectif</w:t>
       </w:r>
     </w:p>
     <w:p>
@@ -1281,7 +1281,7 @@
           <w:color w:val="006100"/>
           <w:sz w:val="22"/>
         </w:rPr>
-        <w:t>La victime ben'ficie d'une prise en charge e 100% des frais m'dicaux et de l'ensemble des prestations en nature sans</w:t>
+        <w:t>La victime bénéficie d'une prise en charge à 100% des frais médicaux et de l'ensemble des prestations en nature sans</w:t>
       </w:r>
     </w:p>
     <w:p>
@@ -1291,7 +1291,7 @@
           <w:color w:val="006100"/>
           <w:sz w:val="22"/>
         </w:rPr>
-        <w:t>application d'un ticket moderateur.</w:t>
+        <w:t>application d'un ticket modérateur.</w:t>
       </w:r>
     </w:p>
     <w:p>
@@ -1301,7 +1301,7 @@
           <w:color w:val="006100"/>
           <w:sz w:val="22"/>
         </w:rPr>
-        <w:t>D'autre part si l'accident entraene une suspension du contrat de travail le salarie pereoit une indemnite journaliere de</w:t>
+        <w:t>D'autre part si l'accident entraîne une suspension du contrat de travail le salarié perçoit une indemnité journalière de</w:t>
       </w:r>
     </w:p>
     <w:p>
@@ -1311,7 +1311,7 @@
           <w:color w:val="006100"/>
           <w:sz w:val="22"/>
         </w:rPr>
-        <w:t>s'curite sociale sans d'lai de carence. Son montant est de 60% du salaire au cours des 28 premiers jours puis de 80%</w:t>
+        <w:t>sécurité sociale sans délai de carence. Son montant est de 60% du salaire au cours des 28 premiers jours puis de 80%</w:t>
       </w:r>
     </w:p>
     <w:p>
@@ -1321,7 +1321,7 @@
           <w:color w:val="006100"/>
           <w:sz w:val="22"/>
         </w:rPr>
-        <w:t>ensuite. Il peut aussi pretendre au complement de remuneration verse par l'employeur, destine e maintenir son niveau</w:t>
+        <w:t>ensuite. Il peut aussi prétendre au complément de rémunération versé par l'employeur, destiné à maintenir son niveau</w:t>
       </w:r>
     </w:p>
     <w:p>
@@ -1331,7 +1331,7 @@
           <w:color w:val="006100"/>
           <w:sz w:val="22"/>
         </w:rPr>
-        <w:t>de remuneration s'il en remplit les conditions (anciennete de 1 an, prise en charge par la s'curite sociale, d'claration</w:t>
+        <w:t>de rémunération s'il en remplit les conditions (ancienneté de 1 an, prise en charge par la sécurité sociale, déclaration</w:t>
       </w:r>
     </w:p>
     <w:p>
@@ -1351,7 +1351,7 @@
           <w:color w:val="006100"/>
           <w:sz w:val="22"/>
         </w:rPr>
-        <w:t>Enfin, si l'accident ou la maladie professionnels ont pour consequence une incapacite permanente ou partielle l'assure</w:t>
+        <w:t>Enfin, si l'accident ou la maladie professionnels ont pour conséquence une incapacité permanente ou partielle l'assure</w:t>
       </w:r>
     </w:p>
     <w:p>
@@ -1361,7 +1361,7 @@
           <w:color w:val="006100"/>
           <w:sz w:val="22"/>
         </w:rPr>
-        <w:t>pereoit une rente viagere ou en capital.</w:t>
+        <w:t>perçoit une rente viagère ou en capital.</w:t>
       </w:r>
     </w:p>
     <w:p>
@@ -1404,7 +1404,7 @@
           <w:color w:val="000000"/>
           <w:sz w:val="22"/>
         </w:rPr>
-        <w:t>montant de l'indemnisation e laquelle le salarie peut pretendre. Tel est le cas de la faute inexcusable.</w:t>
+        <w:t>montant de l'indemnisation à laquelle le salarié peut prétendre. Tel est le cas de la faute inexcusable.</w:t>
       </w:r>
     </w:p>
     <w:p>
@@ -1414,7 +1414,7 @@
           <w:color w:val="000000"/>
           <w:sz w:val="22"/>
         </w:rPr>
-        <w:t>La Cour de cassation, dans plusieurs arrets (dernierement les arrets du 8 octobre 2020), a eu l'occasion de d'finir la</w:t>
+        <w:t>La Cour de cassation, dans plusieurs arrêts (dernièrement les arrêts du 8 octobre 2020), a eu l'occasion de définir la</w:t>
       </w:r>
     </w:p>
     <w:p>
@@ -1424,7 +1424,7 @@
           <w:color w:val="000000"/>
           <w:sz w:val="22"/>
         </w:rPr>
-        <w:t>notion de faute inexcusable de l'employeur. Elle constitue un manquement de l'employeur e ses obligations l'gales</w:t>
+        <w:t>notion de faute inexcusable de l'employeur. Elle constitue un manquement de l'employeur à ses obligations légales</w:t>
       </w:r>
     </w:p>
     <w:p>
@@ -1434,7 +1434,7 @@
           <w:color w:val="000000"/>
           <w:sz w:val="22"/>
         </w:rPr>
-        <w:t>e lorsque l'employeur avait ou aurait d' avoir conscience du danger auquel etait expose le salarie et qu'il n'a pas pris les mesures</w:t>
+        <w:t>à lorsque l'employeur avait ou aurait de avoir conscience du danger auquel était exposé le salarié et qu'il n'a pas pris les mesures</w:t>
       </w:r>
     </w:p>
     <w:p>
@@ -1444,7 +1444,7 @@
           <w:color w:val="000000"/>
           <w:sz w:val="22"/>
         </w:rPr>
-        <w:t>n'cessaires pour le proteger e. Il y a donc une obligation de resultat qui pese sur l'employeur en matiere de s'curite.</w:t>
+        <w:t>nécessaires pour le protéger à. Il y a donc une obligation de résultat qui pose sur l'employeur en matière de sécurité.</w:t>
       </w:r>
     </w:p>
     <w:p>
@@ -1454,7 +1454,7 @@
           <w:color w:val="000000"/>
           <w:sz w:val="22"/>
         </w:rPr>
-        <w:t>Dans cette hypothese, le salarie peut pretendre e une majoration de sa rente en cas d'accord amiable avec l'employeur. e</w:t>
+        <w:t>Dans cette hypothèse, le salarié peut prétendre à une majoration de sa rente en cas d'accord amiable avec l'employeur. à</w:t>
       </w:r>
     </w:p>
     <w:p>
@@ -1464,7 +1464,7 @@
           <w:color w:val="000000"/>
           <w:sz w:val="22"/>
         </w:rPr>
-        <w:t>d'faut, les juridictions du contentieux de la s'curite sociale peuvent etre saisis aux fins d'indemnisation.</w:t>
+        <w:t>défaut, les juridictions du contentieux de la sécurité sociale peuvent être saisis aux fins d'indemnisation.</w:t>
       </w:r>
     </w:p>
     <w:p>
@@ -1474,7 +1474,7 @@
           <w:color w:val="000000"/>
           <w:sz w:val="22"/>
         </w:rPr>
-        <w:t>La faute inexcusable peut aussi etre reprochee au salarie. Dans cette hypothese, sa rente est susceptible d'etre diminuee.</w:t>
+        <w:t>La faute inexcusable peut aussi être reprochée au salarié. Dans cette hypothèse, sa rente est susceptible d'être diminuée.</w:t>
       </w:r>
     </w:p>
     <w:p>
@@ -1487,7 +1487,7 @@
           <w:color w:val="2F5496"/>
           <w:sz w:val="24"/>
         </w:rPr>
-        <w:t>LE ReGIME DES TRAVAILLEURS NON SALARIeS NON AGRICOLE F e</w:t>
+        <w:t>LE RÉGIME DES TRAVAILLEURS NON SALARIÉS NON AGRICOLE F •</w:t>
       </w:r>
     </w:p>
     <w:p>
@@ -1497,7 +1497,7 @@
           <w:color w:val="000000"/>
           <w:sz w:val="22"/>
         </w:rPr>
-        <w:t>Institue par la loi du 9 d'cembre 2004 dont les dispositions sont entrees en vigueur en janvier 2006, le regime social des</w:t>
+        <w:t>Institué par la loi du 9 décembre 2004 dont les dispositions sont entrées en vigueur en janvier 2006, le régime social des</w:t>
       </w:r>
     </w:p>
     <w:p>
@@ -1507,7 +1507,7 @@
           <w:color w:val="000000"/>
           <w:sz w:val="22"/>
         </w:rPr>
-        <w:t>independants a disparu depuis le 1erjanvier 2018. D'sormais, ce regime de protection est rattache au regime gen'ral sous la d'nomination e regime social des independants e. Les independants ben'ficient d'une organisation specifique pour la retraite, l'assurance maladie et le recouvrement des cotisations.</w:t>
+        <w:t>indépendants a disparu depuis le 1erjanvier 2018. Désormais, ce régime de protection est rattaché au régime général sous la dénomination à régime social des indépendants à. Les indépendants bénéficient d'une organisation spécifique pour la retraite, l'assurance maladie et le recouvrement des cotisations.</w:t>
       </w:r>
     </w:p>
     <w:p>
@@ -1520,7 +1520,7 @@
           <w:color w:val="2F5496"/>
           <w:sz w:val="24"/>
         </w:rPr>
-        <w:t>II- LE ReGIME AGRICOLE</w:t>
+        <w:t>II- LE RÉGIME AGRICOLE</w:t>
       </w:r>
     </w:p>
     <w:p>
@@ -1543,7 +1543,7 @@
           <w:color w:val="006100"/>
           <w:sz w:val="22"/>
         </w:rPr>
-        <w:t>Mis en place relativement t't (une loi du 4 juillet 1900 reconnaet l'existence de mutuelles sociales propres aux agriculteurs) la mutualite sociale agricole est d'finitivement reconnue e partir de 1940.</w:t>
+        <w:t>Mis en place relativement tôt (une loi du 4 juillet 1900 reconnaît l'existence de mutuelles sociales propres aux agriculteurs) la mutualité sociale agricole est définitivement reconnue à partir de 1940.</w:t>
       </w:r>
     </w:p>
     <w:p>
@@ -1553,7 +1553,7 @@
           <w:color w:val="006100"/>
           <w:sz w:val="22"/>
         </w:rPr>
-        <w:t>C'est un regime de protection sociale e destination de toute personne, qu'elle soit ou non salariee, qui exerce une activite</w:t>
+        <w:t>C'est un régime de protection sociale à destination de toute personne, qu'elle soit ou non salariée, qui exerce une activité</w:t>
       </w:r>
     </w:p>
     <w:p>
@@ -1563,7 +1563,7 @@
           <w:color w:val="006100"/>
           <w:sz w:val="22"/>
         </w:rPr>
-        <w:t>dans le secteur agricole (exploitants agricoles, associe d'exploitant agricole, salarie).</w:t>
+        <w:t>dans le secteur agricole (exploitants agricoles, associé d'exploitant agricole, salarié).</w:t>
       </w:r>
     </w:p>
     <w:p>
@@ -1573,7 +1573,7 @@
           <w:color w:val="006100"/>
           <w:sz w:val="22"/>
         </w:rPr>
-        <w:t>Ce regime de protection sociale est organise e un niveau national et local.</w:t>
+        <w:t>Ce régime de protection sociale est organisé à un niveau national et local.</w:t>
       </w:r>
     </w:p>
     <w:p>
@@ -1583,7 +1583,7 @@
           <w:color w:val="006100"/>
           <w:sz w:val="22"/>
         </w:rPr>
-        <w:t>Au niveau national, la Caisse centrale de la mutualite sociale agricole (CCMSA) a pour missions essentielles la</w:t>
+        <w:t>Au niveau national, la Caisse centrale de la mutualité sociale agricole (CCMSA) a pour missions essentielles la</w:t>
       </w:r>
     </w:p>
     <w:p>
@@ -1593,7 +1593,7 @@
           <w:color w:val="006100"/>
           <w:sz w:val="22"/>
         </w:rPr>
-        <w:t>representation des interets agricoles aupres des pouvoirs publics, ainsi que la coordination et la bonne application au</w:t>
+        <w:t>représentation des intérêts agricoles auprès des pouvoirs publics, ainsi que la coordination et la bonne application au</w:t>
       </w:r>
     </w:p>
     <w:p>
@@ -1603,7 +1603,7 @@
           <w:color w:val="006100"/>
           <w:sz w:val="22"/>
         </w:rPr>
-        <w:t>niveau locales des politiques sociales qu'elle d'termine en collaboration avec le ministre de l'agriculture.</w:t>
+        <w:t>niveau locales des politiques sociales qu'elle détermine en collaboration avec le ministre de l'agriculture.</w:t>
       </w:r>
     </w:p>
     <w:p>
@@ -1613,7 +1613,7 @@
           <w:color w:val="006100"/>
           <w:sz w:val="22"/>
         </w:rPr>
-        <w:t>Au niveau d'partemental, la MSA dispose d'un reseau de 69 caisses, qui renforce sa structure mutualiste et d'mo-</w:t>
+        <w:t>Au niveau départemental, la MSA dispose d'un réseau de 69 caisses, qui renforce sa structure mutualiste et démo-</w:t>
       </w:r>
     </w:p>
     <w:p>
@@ -1636,7 +1636,7 @@
           <w:color w:val="2F5496"/>
           <w:sz w:val="24"/>
         </w:rPr>
-        <w:t>LES PRESTATIONS B e</w:t>
+        <w:t>LES PRESTATIONS B •</w:t>
       </w:r>
     </w:p>
     <w:p>
@@ -1656,7 +1656,7 @@
           <w:color w:val="000000"/>
           <w:sz w:val="22"/>
         </w:rPr>
-        <w:t>ble des branches de la protection sociale : sante, famille, vieillesse et accidents du travail.</w:t>
+        <w:t>ble des branches de la protection sociale : santé, famille, vieillesse et accidents du travail.</w:t>
       </w:r>
     </w:p>
     <w:p>
@@ -1666,7 +1666,7 @@
           <w:color w:val="000000"/>
           <w:sz w:val="22"/>
         </w:rPr>
-        <w:t>Cette protection s'organise en une dichotomie entre salarie et non-salarie, sachant que pour ces derniers certaines</w:t>
+        <w:t>Cette protection s'organise en une dichotomie entre salarié et non-salarié, sachant que pour ces derniers certaines</w:t>
       </w:r>
     </w:p>
     <w:p>
@@ -1676,9 +1676,10 @@
           <w:color w:val="000000"/>
           <w:sz w:val="22"/>
         </w:rPr>
-        <w:t>prestations different dans leurs modalites du regime salarie.</w:t>
+        <w:t>prestations différent dans leurs modalités du régime salarié.</w:t>
       </w:r>
     </w:p>
+    <w:p/>
     <w:p/>
     <w:sectPr>
       <w:pgSz w:w="12240" w:h="15840"/>

--- a/droit social dcg/28- protection sociale.docx
+++ b/droit social dcg/28- protection sociale.docx
@@ -57,7 +57,7 @@
       <w:r>
         <w:rPr>
           <w:b w:val="0"/>
-          <w:color w:val="000000"/>
+          <w:color w:val="BF5700"/>
           <w:sz w:val="22"/>
         </w:rPr>
         <w:t>Conditions de perception</w:t>
@@ -67,7 +67,7 @@
       <w:r>
         <w:rPr>
           <w:b w:val="0"/>
-          <w:color w:val="000000"/>
+          <w:color w:val="BF5700"/>
           <w:sz w:val="22"/>
         </w:rPr>
         <w:t>L'assure uniquement peut bénéficier des indemnités journalières aux conditions suivantes :</w:t>
@@ -80,7 +80,7 @@
       <w:r>
         <w:rPr>
           <w:b w:val="0"/>
-          <w:color w:val="000000"/>
+          <w:color w:val="BF5700"/>
           <w:sz w:val="22"/>
         </w:rPr>
         <w:t>soit l'arrêt de travail est au plus égal à six mois, dans ce cas, l'assure doit justifier d'au moins 150 heures de travail</w:t>
@@ -167,11 +167,14 @@
       </w:r>
     </w:p>
     <w:p>
+      <w:pPr>
+        <w:pStyle w:val="Heading2"/>
+      </w:pPr>
       <w:r>
         <w:rPr>
-          <w:b w:val="0"/>
-          <w:color w:val="000000"/>
-          <w:sz w:val="22"/>
+          <w:b/>
+          <w:color w:val="2F5496"/>
+          <w:sz w:val="24"/>
         </w:rPr>
         <w:t>DCGUE3F.qxp_DCGUE3F 24/07/2025 16:04 Page 123</w:t>
       </w:r>
@@ -183,7 +186,7 @@
       <w:r>
         <w:rPr>
           <w:b w:val="0"/>
-          <w:color w:val="000000"/>
+          <w:color w:val="BF5700"/>
           <w:sz w:val="22"/>
         </w:rPr>
         <w:t>soit l'arrêt de travail est supérieur à six mois, dans ce cas, l'assure doit justifier de son immatriculation depuis</w:t>
@@ -283,7 +286,7 @@
       <w:r>
         <w:rPr>
           <w:b w:val="0"/>
-          <w:color w:val="000000"/>
+          <w:color w:val="BF5700"/>
           <w:sz w:val="22"/>
         </w:rPr>
         <w:t>L'indemnité, revalorisée au-delà de trois mois d'arrêt, peut être cumulée sous certaines conditions avec d'autres</w:t>
@@ -326,7 +329,7 @@
       <w:r>
         <w:rPr>
           <w:b w:val="0"/>
-          <w:color w:val="000000"/>
+          <w:color w:val="BF5700"/>
           <w:sz w:val="22"/>
         </w:rPr>
         <w:t>Conditions d'ouverture des droits</w:t>
@@ -448,7 +451,7 @@
       <w:r>
         <w:rPr>
           <w:b w:val="0"/>
-          <w:color w:val="000000"/>
+          <w:color w:val="00703C"/>
           <w:sz w:val="22"/>
         </w:rPr>
         <w:t>s'il est en accès direct (c'est-à-dire sans qu'il soit nécessaire de consulter le médecin traitant pour ne pas être l'objet</w:t>
@@ -494,7 +497,7 @@
       <w:r>
         <w:rPr>
           <w:b w:val="0"/>
-          <w:color w:val="000000"/>
+          <w:color w:val="BF5700"/>
           <w:sz w:val="22"/>
         </w:rPr>
         <w:t>Le pourcentage de remboursement par la sécurité sociale dépend de la nature des soins pratiques et des conditions dans</w:t>
@@ -560,7 +563,7 @@
           <w:color w:val="2F5496"/>
           <w:sz w:val="24"/>
         </w:rPr>
-        <w:t>L'ASSURANCE MATERNITÉ B •</w:t>
+        <w:t>B • L'ASSURANCE MATERNITÉ</w:t>
       </w:r>
     </w:p>
     <w:p>
@@ -719,7 +722,7 @@
           <w:color w:val="2F5496"/>
           <w:sz w:val="24"/>
         </w:rPr>
-        <w:t>L'ASSURANCE INVALIDITÉ ET DÉCÈS C •</w:t>
+        <w:t>C • L'ASSURANCE INVALIDITÉ ET DÉCÈS</w:t>
       </w:r>
     </w:p>
     <w:p>
@@ -918,7 +921,7 @@
       <w:r>
         <w:rPr>
           <w:b w:val="0"/>
-          <w:color w:val="000000"/>
+          <w:color w:val="BF5700"/>
           <w:sz w:val="22"/>
         </w:rPr>
         <w:t>autre personne à charge de l'assure). Son principe a été modifié par la loi du 22 décembre 2014. Son montant, fixe par</w:t>
@@ -1009,7 +1012,7 @@
       <w:r>
         <w:rPr>
           <w:b w:val="0"/>
-          <w:color w:val="000000"/>
+          <w:color w:val="BF5700"/>
           <w:sz w:val="22"/>
         </w:rPr>
         <w:t>Enfin, le salarié souhaitant partir à la retraite sans justifier de la durée d'assurance nécessaire lui permettant de</w:t>
@@ -1181,7 +1184,7 @@
       <w:r>
         <w:rPr>
           <w:b w:val="0"/>
-          <w:color w:val="000000"/>
+          <w:color w:val="00703C"/>
           <w:sz w:val="22"/>
         </w:rPr>
         <w:t>Il s'agit du nombre maximum de trimestres pris en compte pour le calcul de la pension.</w:t>
@@ -1218,7 +1221,7 @@
       <w:r>
         <w:rPr>
           <w:b/>
-          <w:color w:val="006100"/>
+          <w:color w:val="BF5700"/>
           <w:sz w:val="24"/>
         </w:rPr>
         <w:t>PRINCIPE ET RÉPARATION</w:t>
@@ -1228,7 +1231,7 @@
       <w:r>
         <w:rPr>
           <w:b w:val="0"/>
-          <w:color w:val="006100"/>
+          <w:color w:val="BF5700"/>
           <w:sz w:val="22"/>
         </w:rPr>
         <w:t>?</w:t>
@@ -1238,7 +1241,7 @@
       <w:r>
         <w:rPr>
           <w:b w:val="0"/>
-          <w:color w:val="006100"/>
+          <w:color w:val="BF5700"/>
           <w:sz w:val="22"/>
         </w:rPr>
         <w:t>Lorsque survient un accident pressionnel ou une maladie professionnelle le salarié a droit à des prestations en nature et</w:t>
@@ -1248,7 +1251,7 @@
       <w:r>
         <w:rPr>
           <w:b w:val="0"/>
-          <w:color w:val="006100"/>
+          <w:color w:val="BF5700"/>
           <w:sz w:val="22"/>
         </w:rPr>
         <w:t>en espèces au titre du régime général de la sécurité sociale sans conditions restrictives à l'inverse de l'assurance maladie.</w:t>
@@ -1258,7 +1261,7 @@
       <w:r>
         <w:rPr>
           <w:b w:val="0"/>
-          <w:color w:val="006100"/>
+          <w:color w:val="BF5700"/>
           <w:sz w:val="22"/>
         </w:rPr>
         <w:t>à ce titre l'employeur verse une cotisation accident du travail sur l'ensemble du salaire, dont le taux dépend de l'effectif</w:t>
@@ -1268,7 +1271,7 @@
       <w:r>
         <w:rPr>
           <w:b w:val="0"/>
-          <w:color w:val="006100"/>
+          <w:color w:val="BF5700"/>
           <w:sz w:val="22"/>
         </w:rPr>
         <w:t>de l'entreprise.</w:t>
@@ -1278,7 +1281,7 @@
       <w:r>
         <w:rPr>
           <w:b w:val="0"/>
-          <w:color w:val="006100"/>
+          <w:color w:val="BF5700"/>
           <w:sz w:val="22"/>
         </w:rPr>
         <w:t>La victime bénéficie d'une prise en charge à 100% des frais médicaux et de l'ensemble des prestations en nature sans</w:t>
@@ -1288,7 +1291,7 @@
       <w:r>
         <w:rPr>
           <w:b w:val="0"/>
-          <w:color w:val="006100"/>
+          <w:color w:val="BF5700"/>
           <w:sz w:val="22"/>
         </w:rPr>
         <w:t>application d'un ticket modérateur.</w:t>
@@ -1298,7 +1301,7 @@
       <w:r>
         <w:rPr>
           <w:b w:val="0"/>
-          <w:color w:val="006100"/>
+          <w:color w:val="BF5700"/>
           <w:sz w:val="22"/>
         </w:rPr>
         <w:t>D'autre part si l'accident entraîne une suspension du contrat de travail le salarié perçoit une indemnité journalière de</w:t>
@@ -1308,7 +1311,7 @@
       <w:r>
         <w:rPr>
           <w:b w:val="0"/>
-          <w:color w:val="006100"/>
+          <w:color w:val="BF5700"/>
           <w:sz w:val="22"/>
         </w:rPr>
         <w:t>sécurité sociale sans délai de carence. Son montant est de 60% du salaire au cours des 28 premiers jours puis de 80%</w:t>
@@ -1318,7 +1321,7 @@
       <w:r>
         <w:rPr>
           <w:b w:val="0"/>
-          <w:color w:val="006100"/>
+          <w:color w:val="BF5700"/>
           <w:sz w:val="22"/>
         </w:rPr>
         <w:t>ensuite. Il peut aussi prétendre au complément de rémunération versé par l'employeur, destiné à maintenir son niveau</w:t>
@@ -1328,7 +1331,7 @@
       <w:r>
         <w:rPr>
           <w:b w:val="0"/>
-          <w:color w:val="006100"/>
+          <w:color w:val="BF5700"/>
           <w:sz w:val="22"/>
         </w:rPr>
         <w:t>de rémunération s'il en remplit les conditions (ancienneté de 1 an, prise en charge par la sécurité sociale, déclaration</w:t>
@@ -1338,7 +1341,7 @@
       <w:r>
         <w:rPr>
           <w:b w:val="0"/>
-          <w:color w:val="006100"/>
+          <w:color w:val="BF5700"/>
           <w:sz w:val="22"/>
         </w:rPr>
         <w:t>dans les 48h).</w:t>
@@ -1348,7 +1351,7 @@
       <w:r>
         <w:rPr>
           <w:b w:val="0"/>
-          <w:color w:val="006100"/>
+          <w:color w:val="BF5700"/>
           <w:sz w:val="22"/>
         </w:rPr>
         <w:t>Enfin, si l'accident ou la maladie professionnels ont pour conséquence une incapacité permanente ou partielle l'assure</w:t>
@@ -1358,7 +1361,7 @@
       <w:r>
         <w:rPr>
           <w:b w:val="0"/>
-          <w:color w:val="006100"/>
+          <w:color w:val="BF5700"/>
           <w:sz w:val="22"/>
         </w:rPr>
         <w:t>perçoit une rente viagère ou en capital.</w:t>
@@ -1421,7 +1424,7 @@
       <w:r>
         <w:rPr>
           <w:b w:val="0"/>
-          <w:color w:val="000000"/>
+          <w:color w:val="BF5700"/>
           <w:sz w:val="22"/>
         </w:rPr>
         <w:t>notion de faute inexcusable de l'employeur. Elle constitue un manquement de l'employeur à ses obligations légales</w:t>
@@ -1441,7 +1444,7 @@
       <w:r>
         <w:rPr>
           <w:b w:val="0"/>
-          <w:color w:val="000000"/>
+          <w:color w:val="BF5700"/>
           <w:sz w:val="22"/>
         </w:rPr>
         <w:t>nécessaires pour le protéger à. Il y a donc une obligation de résultat qui pose sur l'employeur en matière de sécurité.</w:t>
@@ -1487,7 +1490,7 @@
           <w:color w:val="2F5496"/>
           <w:sz w:val="24"/>
         </w:rPr>
-        <w:t>LE RÉGIME DES TRAVAILLEURS NON SALARIÉS NON AGRICOLE F •</w:t>
+        <w:t>F • LE RÉGIME DES TRAVAILLEURS NON SALARIÉS NON AGRICOLE</w:t>
       </w:r>
     </w:p>
     <w:p>
@@ -1530,7 +1533,7 @@
       <w:r>
         <w:rPr>
           <w:b/>
-          <w:color w:val="006100"/>
+          <w:color w:val="BF5700"/>
           <w:sz w:val="24"/>
         </w:rPr>
         <w:t>A- PRINCIPE ET ORGANISATION</w:t>
@@ -1540,7 +1543,7 @@
       <w:r>
         <w:rPr>
           <w:b w:val="0"/>
-          <w:color w:val="006100"/>
+          <w:color w:val="BF5700"/>
           <w:sz w:val="22"/>
         </w:rPr>
         <w:t>Mis en place relativement tôt (une loi du 4 juillet 1900 reconnaît l'existence de mutuelles sociales propres aux agriculteurs) la mutualité sociale agricole est définitivement reconnue à partir de 1940.</w:t>
@@ -1550,7 +1553,7 @@
       <w:r>
         <w:rPr>
           <w:b w:val="0"/>
-          <w:color w:val="006100"/>
+          <w:color w:val="BF5700"/>
           <w:sz w:val="22"/>
         </w:rPr>
         <w:t>C'est un régime de protection sociale à destination de toute personne, qu'elle soit ou non salariée, qui exerce une activité</w:t>
@@ -1560,7 +1563,7 @@
       <w:r>
         <w:rPr>
           <w:b w:val="0"/>
-          <w:color w:val="006100"/>
+          <w:color w:val="BF5700"/>
           <w:sz w:val="22"/>
         </w:rPr>
         <w:t>dans le secteur agricole (exploitants agricoles, associé d'exploitant agricole, salarié).</w:t>
@@ -1570,7 +1573,7 @@
       <w:r>
         <w:rPr>
           <w:b w:val="0"/>
-          <w:color w:val="006100"/>
+          <w:color w:val="BF5700"/>
           <w:sz w:val="22"/>
         </w:rPr>
         <w:t>Ce régime de protection sociale est organisé à un niveau national et local.</w:t>
@@ -1580,7 +1583,7 @@
       <w:r>
         <w:rPr>
           <w:b w:val="0"/>
-          <w:color w:val="006100"/>
+          <w:color w:val="BF5700"/>
           <w:sz w:val="22"/>
         </w:rPr>
         <w:t>Au niveau national, la Caisse centrale de la mutualité sociale agricole (CCMSA) a pour missions essentielles la</w:t>
@@ -1590,7 +1593,7 @@
       <w:r>
         <w:rPr>
           <w:b w:val="0"/>
-          <w:color w:val="006100"/>
+          <w:color w:val="BF5700"/>
           <w:sz w:val="22"/>
         </w:rPr>
         <w:t>représentation des intérêts agricoles auprès des pouvoirs publics, ainsi que la coordination et la bonne application au</w:t>
@@ -1600,7 +1603,7 @@
       <w:r>
         <w:rPr>
           <w:b w:val="0"/>
-          <w:color w:val="006100"/>
+          <w:color w:val="BF5700"/>
           <w:sz w:val="22"/>
         </w:rPr>
         <w:t>niveau locales des politiques sociales qu'elle détermine en collaboration avec le ministre de l'agriculture.</w:t>
@@ -1610,7 +1613,7 @@
       <w:r>
         <w:rPr>
           <w:b w:val="0"/>
-          <w:color w:val="006100"/>
+          <w:color w:val="BF5700"/>
           <w:sz w:val="22"/>
         </w:rPr>
         <w:t>Au niveau départemental, la MSA dispose d'un réseau de 69 caisses, qui renforce sa structure mutualiste et démo-</w:t>
@@ -1620,7 +1623,7 @@
       <w:r>
         <w:rPr>
           <w:b w:val="0"/>
-          <w:color w:val="006100"/>
+          <w:color w:val="BF5700"/>
           <w:sz w:val="22"/>
         </w:rPr>
         <w:t>cratique.</w:t>
@@ -1636,14 +1639,14 @@
           <w:color w:val="2F5496"/>
           <w:sz w:val="24"/>
         </w:rPr>
-        <w:t>LES PRESTATIONS B •</w:t>
+        <w:t>B • LES PRESTATIONS</w:t>
       </w:r>
     </w:p>
     <w:p>
       <w:r>
         <w:rPr>
           <w:b w:val="0"/>
-          <w:color w:val="000000"/>
+          <w:color w:val="BF5700"/>
           <w:sz w:val="22"/>
         </w:rPr>
         <w:t>Sous le principe du guichet unique la MSA recouvre les cotisations et assure le versement des prestations pour l'ensem-</w:t>
